--- a/ERP Plan/MSCAST ERP - Independent Review.docx
+++ b/ERP Plan/MSCAST ERP - Independent Review.docx
@@ -2221,7 +2221,7 @@
     </w:p>
     <w:bookmarkEnd w:id="36"/>
     <w:bookmarkEnd w:id="37"/>
-    <w:bookmarkStart w:id="42" w:name="X16c3df1cd748b25834a10186f3ce05a662172ef"/>
+    <w:bookmarkStart w:id="43" w:name="X16c3df1cd748b25834a10186f3ce05a662172ef"/>
     <w:p>
       <w:pPr>
         <w:pStyle w:val="Heading1"/>
@@ -2888,7 +2888,421 @@
       </w:r>
     </w:p>
     <w:bookmarkEnd w:id="39"/>
-    <w:bookmarkStart w:id="40" w:name="still-open-unchanged"/>
+    <w:bookmarkStart w:id="40" w:name="Xdc0067c9e15ff646b755eb015e65d278eb39795"/>
+    <w:p>
+      <w:pPr>
+        <w:pStyle w:val="Heading2"/>
+      </w:pPr>
+      <w:r>
+        <w:t xml:space="preserve">Closed later the same day, after a second audit</w:t>
+      </w:r>
+    </w:p>
+    <w:p>
+      <w:pPr>
+        <w:pStyle w:val="FirstParagraph"/>
+      </w:pPr>
+      <w:r>
+        <w:t xml:space="preserve">A second, adversarial audit was run against the live system on the evening of 20 September. It found three things none of the reviewers above had reached, all now fixed and all now tested:</w:t>
+      </w:r>
+    </w:p>
+    <w:tbl>
+      <w:tblPr>
+        <w:tblStyle w:val="Table"/>
+        <w:tblW w:type="pct" w:w="5000"/>
+        <w:tblLook w:firstRow="1" w:lastRow="0" w:firstColumn="0" w:lastColumn="0" w:noHBand="0" w:noVBand="0" w:val="0020"/>
+        <w:jc w:val="start"/>
+      </w:tblPr>
+      <w:tblGrid>
+        <w:gridCol w:w="2640"/>
+        <w:gridCol w:w="2640"/>
+        <w:gridCol w:w="2640"/>
+      </w:tblGrid>
+      <w:tr>
+        <w:trPr>
+          <w:tblHeader w:val="true"/>
+        </w:trPr>
+        <w:tc>
+          <w:tcPr/>
+          <w:p>
+            <w:pPr>
+              <w:pStyle w:val="Compact"/>
+              <w:jc w:val="left"/>
+            </w:pPr>
+            <w:r>
+              <w:t xml:space="preserve">Found</w:t>
+            </w:r>
+          </w:p>
+        </w:tc>
+        <w:tc>
+          <w:tcPr/>
+          <w:p>
+            <w:pPr>
+              <w:pStyle w:val="Compact"/>
+              <w:jc w:val="left"/>
+            </w:pPr>
+            <w:r>
+              <w:t xml:space="preserve">What it was</w:t>
+            </w:r>
+          </w:p>
+        </w:tc>
+        <w:tc>
+          <w:tcPr/>
+          <w:p>
+            <w:pPr>
+              <w:pStyle w:val="Compact"/>
+              <w:jc w:val="left"/>
+            </w:pPr>
+            <w:r>
+              <w:t xml:space="preserve">Now</w:t>
+            </w:r>
+          </w:p>
+        </w:tc>
+      </w:tr>
+      <w:tr>
+        <w:tc>
+          <w:tcPr/>
+          <w:p>
+            <w:pPr>
+              <w:pStyle w:val="Compact"/>
+              <w:jc w:val="left"/>
+            </w:pPr>
+            <w:r>
+              <w:rPr>
+                <w:bCs/>
+                <w:b/>
+              </w:rPr>
+              <w:t xml:space="preserve">The kick-off checklist did not hold</w:t>
+            </w:r>
+          </w:p>
+        </w:tc>
+        <w:tc>
+          <w:tcPr/>
+          <w:p>
+            <w:pPr>
+              <w:pStyle w:val="Compact"/>
+              <w:jc w:val="left"/>
+            </w:pPr>
+            <w:r>
+              <w:t xml:space="preserve">The condition sat on one route into</w:t>
+            </w:r>
+            <w:r>
+              <w:t xml:space="preserve"> </w:t>
+            </w:r>
+            <w:r>
+              <w:rPr>
+                <w:iCs/>
+                <w:i/>
+              </w:rPr>
+              <w:t xml:space="preserve">PO Verified</w:t>
+            </w:r>
+            <w:r>
+              <w:t xml:space="preserve"> </w:t>
+            </w:r>
+            <w:r>
+              <w:t xml:space="preserve">and not the other, so raising a query first went round it.</w:t>
+            </w:r>
+            <w:r>
+              <w:t xml:space="preserve"> </w:t>
+            </w:r>
+            <w:r>
+              <w:rPr>
+                <w:rStyle w:val="VerbatimChar"/>
+              </w:rPr>
+              <w:t xml:space="preserve">KICK-2026-00002</w:t>
+            </w:r>
+            <w:r>
+              <w:t xml:space="preserve"> </w:t>
+            </w:r>
+            <w:r>
+              <w:t xml:space="preserve">was already sitting in</w:t>
+            </w:r>
+            <w:r>
+              <w:t xml:space="preserve"> </w:t>
+            </w:r>
+            <w:r>
+              <w:rPr>
+                <w:iCs/>
+                <w:i/>
+              </w:rPr>
+              <w:t xml:space="preserve">Kick-off Approved</w:t>
+            </w:r>
+            <w:r>
+              <w:t xml:space="preserve"> </w:t>
+            </w:r>
+            <w:r>
+              <w:t xml:space="preserve">with payment terms unticked — the exact scenario UC-2 uses to show the control working</w:t>
+            </w:r>
+          </w:p>
+        </w:tc>
+        <w:tc>
+          <w:tcPr/>
+          <w:p>
+            <w:pPr>
+              <w:pStyle w:val="Compact"/>
+              <w:jc w:val="left"/>
+            </w:pPr>
+            <w:r>
+              <w:t xml:space="preserve">Both routes carry the condition.</w:t>
+            </w:r>
+            <w:r>
+              <w:t xml:space="preserve"> </w:t>
+            </w:r>
+            <w:r>
+              <w:rPr>
+                <w:rStyle w:val="VerbatimChar"/>
+              </w:rPr>
+              <w:t xml:space="preserve">T6j</w:t>
+            </w:r>
+            <w:r>
+              <w:t xml:space="preserve"> </w:t>
+            </w:r>
+            <w:r>
+              <w:t xml:space="preserve">checks that</w:t>
+            </w:r>
+            <w:r>
+              <w:t xml:space="preserve"> </w:t>
+            </w:r>
+            <w:r>
+              <w:rPr>
+                <w:bCs/>
+                <w:b/>
+              </w:rPr>
+              <w:t xml:space="preserve">every</w:t>
+            </w:r>
+            <w:r>
+              <w:t xml:space="preserve"> </w:t>
+            </w:r>
+            <w:r>
+              <w:t xml:space="preserve">guarded state in every workflow is guarded on every route in, so the next workflow cannot acquire the same hole</w:t>
+            </w:r>
+          </w:p>
+        </w:tc>
+      </w:tr>
+      <w:tr>
+        <w:tc>
+          <w:tcPr/>
+          <w:p>
+            <w:pPr>
+              <w:pStyle w:val="Compact"/>
+              <w:jc w:val="left"/>
+            </w:pPr>
+            <w:r>
+              <w:rPr>
+                <w:bCs/>
+                <w:b/>
+              </w:rPr>
+              <w:t xml:space="preserve">Four roles could not do their job</w:t>
+            </w:r>
+          </w:p>
+        </w:tc>
+        <w:tc>
+          <w:tcPr/>
+          <w:p>
+            <w:pPr>
+              <w:pStyle w:val="Compact"/>
+              <w:jc w:val="left"/>
+            </w:pPr>
+            <w:r>
+              <w:rPr>
+                <w:rStyle w:val="VerbatimChar"/>
+              </w:rPr>
+              <w:t xml:space="preserve">Design User</w:t>
+            </w:r>
+            <w:r>
+              <w:t xml:space="preserve"> </w:t>
+            </w:r>
+            <w:r>
+              <w:t xml:space="preserve">had</w:t>
+            </w:r>
+            <w:r>
+              <w:t xml:space="preserve"> </w:t>
+            </w:r>
+            <w:r>
+              <w:rPr>
+                <w:bCs/>
+                <w:b/>
+              </w:rPr>
+              <w:t xml:space="preserve">zero permission rows anywhere in the system</w:t>
+            </w:r>
+            <w:r>
+              <w:t xml:space="preserve">. The drawing office could not open a drawing, and</w:t>
+            </w:r>
+            <w:r>
+              <w:t xml:space="preserve"> </w:t>
+            </w:r>
+            <w:r>
+              <w:rPr>
+                <w:iCs/>
+                <w:i/>
+              </w:rPr>
+              <w:t xml:space="preserve">Issue for Customer Approval</w:t>
+            </w:r>
+            <w:r>
+              <w:t xml:space="preserve"> </w:t>
+            </w:r>
+            <w:r>
+              <w:t xml:space="preserve">was executable by nobody. Stores, Quality and the Purchase Executive were the same on their own documents</w:t>
+            </w:r>
+          </w:p>
+        </w:tc>
+        <w:tc>
+          <w:tcPr/>
+          <w:p>
+            <w:pPr>
+              <w:pStyle w:val="Compact"/>
+              <w:jc w:val="left"/>
+            </w:pPr>
+            <w:r>
+              <w:t xml:space="preserve">The system now matches the Role Cards, which are the spec.</w:t>
+            </w:r>
+            <w:r>
+              <w:t xml:space="preserve"> </w:t>
+            </w:r>
+            <w:r>
+              <w:rPr>
+                <w:rStyle w:val="VerbatimChar"/>
+              </w:rPr>
+              <w:t xml:space="preserve">T6i</w:t>
+            </w:r>
+            <w:r>
+              <w:t xml:space="preserve"> </w:t>
+            </w:r>
+            <w:r>
+              <w:t xml:space="preserve">checks it</w:t>
+            </w:r>
+          </w:p>
+        </w:tc>
+      </w:tr>
+      <w:tr>
+        <w:tc>
+          <w:tcPr/>
+          <w:p>
+            <w:pPr>
+              <w:pStyle w:val="Compact"/>
+              <w:jc w:val="left"/>
+            </w:pPr>
+            <w:r>
+              <w:rPr>
+                <w:bCs/>
+                <w:b/>
+              </w:rPr>
+              <w:t xml:space="preserve">The auditor could write</w:t>
+            </w:r>
+          </w:p>
+        </w:tc>
+        <w:tc>
+          <w:tcPr/>
+          <w:p>
+            <w:pPr>
+              <w:pStyle w:val="Compact"/>
+              <w:jc w:val="left"/>
+            </w:pPr>
+            <w:r>
+              <w:t xml:space="preserve">Four documents said the CA’s login cannot change anything.</w:t>
+            </w:r>
+            <w:r>
+              <w:t xml:space="preserve"> </w:t>
+            </w:r>
+            <w:r>
+              <w:rPr>
+                <w:rStyle w:val="VerbatimChar"/>
+              </w:rPr>
+              <w:t xml:space="preserve">Auditor</w:t>
+            </w:r>
+            <w:r>
+              <w:t xml:space="preserve"> </w:t>
+            </w:r>
+            <w:r>
+              <w:t xml:space="preserve">had write and create on two GST documents;</w:t>
+            </w:r>
+            <w:r>
+              <w:t xml:space="preserve"> </w:t>
+            </w:r>
+            <w:r>
+              <w:rPr>
+                <w:rStyle w:val="VerbatimChar"/>
+              </w:rPr>
+              <w:t xml:space="preserve">MSCAST Statutory Auditor</w:t>
+            </w:r>
+            <w:r>
+              <w:t xml:space="preserve"> </w:t>
+            </w:r>
+            <w:r>
+              <w:t xml:space="preserve">could</w:t>
+            </w:r>
+            <w:r>
+              <w:t xml:space="preserve"> </w:t>
+            </w:r>
+            <w:r>
+              <w:rPr>
+                <w:bCs/>
+                <w:b/>
+              </w:rPr>
+              <w:t xml:space="preserve">delete MSCAST Exception records</w:t>
+            </w:r>
+            <w:r>
+              <w:t xml:space="preserve"> </w:t>
+            </w:r>
+            <w:r>
+              <w:t xml:space="preserve">— the output of the overnight sweep</w:t>
+            </w:r>
+          </w:p>
+        </w:tc>
+        <w:tc>
+          <w:tcPr/>
+          <w:p>
+            <w:pPr>
+              <w:pStyle w:val="Compact"/>
+              <w:jc w:val="left"/>
+            </w:pPr>
+            <w:r>
+              <w:t xml:space="preserve">Read-only everywhere.</w:t>
+            </w:r>
+            <w:r>
+              <w:t xml:space="preserve"> </w:t>
+            </w:r>
+            <w:r>
+              <w:rPr>
+                <w:rStyle w:val="VerbatimChar"/>
+              </w:rPr>
+              <w:t xml:space="preserve">T6h</w:t>
+            </w:r>
+            <w:r>
+              <w:t xml:space="preserve"> </w:t>
+            </w:r>
+            <w:r>
+              <w:t xml:space="preserve">checks it</w:t>
+            </w:r>
+          </w:p>
+        </w:tc>
+      </w:tr>
+    </w:tbl>
+    <w:p>
+      <w:pPr>
+        <w:pStyle w:val="BodyText"/>
+      </w:pPr>
+      <w:r>
+        <w:t xml:space="preserve">This is the second time in a day that a control was described as enforced and was not. The pattern is worth naming:</w:t>
+      </w:r>
+      <w:r>
+        <w:t xml:space="preserve"> </w:t>
+      </w:r>
+      <w:r>
+        <w:rPr>
+          <w:bCs/>
+          <w:b/>
+        </w:rPr>
+        <w:t xml:space="preserve">every one of them was found by asking the system rather than reading the configuration.</w:t>
+      </w:r>
+      <w:r>
+        <w:t xml:space="preserve"> </w:t>
+      </w:r>
+      <w:r>
+        <w:t xml:space="preserve">T6d through T6j all exist because something passed a check that was asking an easier question.</w:t>
+      </w:r>
+    </w:p>
+    <w:bookmarkEnd w:id="40"/>
+    <w:bookmarkStart w:id="41" w:name="still-open-unchanged"/>
     <w:p>
       <w:pPr>
         <w:pStyle w:val="Heading2"/>
@@ -2973,7 +3387,7 @@
         <w:t xml:space="preserve"> </w:t>
       </w:r>
       <w:r>
-        <w:t xml:space="preserve">— none has been tested. They need the CA session and a day of ledger work.</w:t>
+        <w:t xml:space="preserve">— none has been tested. They need the CA session and a day of ledger work. B1’s remaining sub-cases — journal-entry payments, advance payments with no invoice reference, partial certification — are still untested and are the most likely place for the next finding.</w:t>
       </w:r>
     </w:p>
     <w:p>
@@ -3008,8 +3422,8 @@
         <w:t xml:space="preserve">C2, the absence of a signed scope, remains the largest commercial exposure and is still fixable with one page.</w:t>
       </w:r>
     </w:p>
-    <w:bookmarkEnd w:id="40"/>
-    <w:bookmarkStart w:id="41" w:name="what-this-review-got-right"/>
+    <w:bookmarkEnd w:id="41"/>
+    <w:bookmarkStart w:id="42" w:name="what-this-review-got-right"/>
     <w:p>
       <w:pPr>
         <w:pStyle w:val="Heading2"/>
@@ -3104,8 +3518,8 @@
         <w:t xml:space="preserve">reports who can create and then approve the same document. Findings that become tests do not come back.</w:t>
       </w:r>
     </w:p>
-    <w:bookmarkEnd w:id="41"/>
     <w:bookmarkEnd w:id="42"/>
+    <w:bookmarkEnd w:id="43"/>
     <w:sectPr/>
   </w:body>
 </w:document>

--- a/ERP Plan/MSCAST ERP - Independent Review.docx
+++ b/ERP Plan/MSCAST ERP - Independent Review.docx
@@ -1022,20 +1022,46 @@
         <w:t xml:space="preserve"> </w:t>
       </w:r>
       <w:r>
+        <w:rPr>
+          <w:strike/>
+        </w:rPr>
         <w:t xml:space="preserve">It is a Server Script on Payment Entry</w:t>
       </w:r>
       <w:r>
+        <w:rPr>
+          <w:strike/>
+        </w:rPr>
         <w:t xml:space="preserve"> </w:t>
       </w:r>
       <w:r>
         <w:rPr>
           <w:iCs/>
           <w:i/>
+          <w:strike/>
         </w:rPr>
         <w:t xml:space="preserve">before submit</w:t>
       </w:r>
       <w:r>
-        <w:t xml:space="preserve">. Untested: a Journal Entry paying the supplier; an advance Payment Entry with no invoice reference (MSCAST’s own requirement routes 30% PO advances through BRM against a proforma); non-project suppliers such as electricity; partial certification where the bill is for 10 and 9 arrived. SOP-04 states</w:t>
+        <w:rPr>
+          <w:strike/>
+        </w:rPr>
+        <w:t xml:space="preserve">.</w:t>
+      </w:r>
+      <w:r>
+        <w:t xml:space="preserve"> </w:t>
+      </w:r>
+      <w:r>
+        <w:rPr>
+          <w:bCs/>
+          <w:b/>
+        </w:rPr>
+        <w:t xml:space="preserve">Tested on 21 September and the reviewer was right on every count — see Section G. Now closed.</w:t>
+      </w:r>
+      <w:r>
+        <w:t xml:space="preserve"> </w:t>
+      </w:r>
+      <w:r>
+        <w:t xml:space="preserve">Untested: a Journal Entry paying the supplier; an advance Payment Entry with no invoice reference (MSCAST’s own requirement routes 30% PO advances through BRM against a proforma); non-project suppliers such as electricity; partial certification where the bill is for 10 and 9 arrived. SOP-04 states</w:t>
       </w:r>
       <w:r>
         <w:t xml:space="preserve"> </w:t>
@@ -2221,7 +2247,7 @@
     </w:p>
     <w:bookmarkEnd w:id="36"/>
     <w:bookmarkEnd w:id="37"/>
-    <w:bookmarkStart w:id="43" w:name="X16c3df1cd748b25834a10186f3ce05a662172ef"/>
+    <w:bookmarkStart w:id="44" w:name="X16c3df1cd748b25834a10186f3ce05a662172ef"/>
     <w:p>
       <w:pPr>
         <w:pStyle w:val="Heading1"/>
@@ -2885,6 +2911,16 @@
       </w:r>
       <w:r>
         <w:t xml:space="preserve">and are still worth doing.</w:t>
+      </w:r>
+      <w:r>
+        <w:t xml:space="preserve"> </w:t>
+      </w:r>
+      <w:r>
+        <w:rPr>
+          <w:iCs/>
+          <w:i/>
+        </w:rPr>
+        <w:t xml:space="preserve">(They were tested the following day. Three of the four were open. See Section G.)</w:t>
       </w:r>
     </w:p>
     <w:bookmarkEnd w:id="39"/>
@@ -3302,7 +3338,497 @@
       </w:r>
     </w:p>
     <w:bookmarkEnd w:id="40"/>
-    <w:bookmarkStart w:id="41" w:name="still-open-unchanged"/>
+    <w:bookmarkStart w:id="41" w:name="Xeab3b1721c15c77b13223496703565a4fb986a2"/>
+    <w:p>
+      <w:pPr>
+        <w:pStyle w:val="Heading2"/>
+      </w:pPr>
+      <w:r>
+        <w:t xml:space="preserve">Tested on 21 September — and three of them were not defects</w:t>
+      </w:r>
+    </w:p>
+    <w:p>
+      <w:pPr>
+        <w:pStyle w:val="FirstParagraph"/>
+      </w:pPr>
+      <w:r>
+        <w:t xml:space="preserve">Each item below was re-checked against the running system rather than re-read. Three turned out to be correct as built, which matters as much as the fixes: acting on them would have broken working things.</w:t>
+      </w:r>
+    </w:p>
+    <w:tbl>
+      <w:tblPr>
+        <w:tblStyle w:val="Table"/>
+        <w:tblW w:type="pct" w:w="5000"/>
+        <w:tblLook w:firstRow="1" w:lastRow="0" w:firstColumn="0" w:lastColumn="0" w:noHBand="0" w:noVBand="0" w:val="0020"/>
+        <w:jc w:val="start"/>
+      </w:tblPr>
+      <w:tblGrid>
+        <w:gridCol w:w="3960"/>
+        <w:gridCol w:w="3960"/>
+      </w:tblGrid>
+      <w:tr>
+        <w:trPr>
+          <w:tblHeader w:val="true"/>
+        </w:trPr>
+        <w:tc>
+          <w:tcPr/>
+          <w:p>
+            <w:pPr>
+              <w:pStyle w:val="Compact"/>
+              <w:jc w:val="left"/>
+            </w:pPr>
+            <w:r>
+              <w:t xml:space="preserve">Finding</w:t>
+            </w:r>
+          </w:p>
+        </w:tc>
+        <w:tc>
+          <w:tcPr/>
+          <w:p>
+            <w:pPr>
+              <w:pStyle w:val="Compact"/>
+              <w:jc w:val="left"/>
+            </w:pPr>
+            <w:r>
+              <w:t xml:space="preserve">Verdict</w:t>
+            </w:r>
+          </w:p>
+        </w:tc>
+      </w:tr>
+      <w:tr>
+        <w:tc>
+          <w:tcPr/>
+          <w:p>
+            <w:pPr>
+              <w:pStyle w:val="Compact"/>
+              <w:jc w:val="left"/>
+            </w:pPr>
+            <w:r>
+              <w:rPr>
+                <w:bCs/>
+                <w:b/>
+              </w:rPr>
+              <w:t xml:space="preserve">A3</w:t>
+            </w:r>
+            <w:r>
+              <w:t xml:space="preserve"> </w:t>
+            </w:r>
+            <w:r>
+              <w:t xml:space="preserve">—</w:t>
+            </w:r>
+            <w:r>
+              <w:t xml:space="preserve"> </w:t>
+            </w:r>
+            <w:r>
+              <w:t xml:space="preserve">“</w:t>
+            </w:r>
+            <w:r>
+              <w:t xml:space="preserve">a machine was commissioned that was never dispatched</w:t>
+            </w:r>
+            <w:r>
+              <w:t xml:space="preserve">”</w:t>
+            </w:r>
+          </w:p>
+        </w:tc>
+        <w:tc>
+          <w:tcPr/>
+          <w:p>
+            <w:pPr>
+              <w:pStyle w:val="Compact"/>
+              <w:jc w:val="left"/>
+            </w:pPr>
+            <w:r>
+              <w:rPr>
+                <w:bCs/>
+                <w:b/>
+              </w:rPr>
+              <w:t xml:space="preserve">Not a defect.</w:t>
+            </w:r>
+            <w:r>
+              <w:t xml:space="preserve"> </w:t>
+            </w:r>
+            <w:r>
+              <w:rPr>
+                <w:rStyle w:val="VerbatimChar"/>
+              </w:rPr>
+              <w:t xml:space="preserve">DN-26-00002</w:t>
+            </w:r>
+            <w:r>
+              <w:t xml:space="preserve"> </w:t>
+            </w:r>
+            <w:r>
+              <w:t xml:space="preserve">ships</w:t>
+            </w:r>
+            <w:r>
+              <w:t xml:space="preserve"> </w:t>
+            </w:r>
+            <w:r>
+              <w:rPr>
+                <w:rStyle w:val="VerbatimChar"/>
+              </w:rPr>
+              <w:t xml:space="preserve">CCM-2S-130 x1</w:t>
+            </w:r>
+            <w:r>
+              <w:t xml:space="preserve"> </w:t>
+            </w:r>
+            <w:r>
+              <w:t xml:space="preserve">— the caster itself — plus 30 erection units against PROJ-0001, before</w:t>
+            </w:r>
+            <w:r>
+              <w:t xml:space="preserve"> </w:t>
+            </w:r>
+            <w:r>
+              <w:rPr>
+                <w:rStyle w:val="VerbatimChar"/>
+              </w:rPr>
+              <w:t xml:space="preserve">COMM-2026-00001</w:t>
+            </w:r>
+            <w:r>
+              <w:t xml:space="preserve">. The</w:t>
+            </w:r>
+            <w:r>
+              <w:t xml:space="preserve"> </w:t>
+            </w:r>
+            <w:r>
+              <w:rPr>
+                <w:rStyle w:val="VerbatimChar"/>
+              </w:rPr>
+              <w:t xml:space="preserve">per_delivered = 7.19%</w:t>
+            </w:r>
+            <w:r>
+              <w:t xml:space="preserve"> </w:t>
+            </w:r>
+            <w:r>
+              <w:t xml:space="preserve">that prompted the finding is low because the order also carries spares and services still to come, not because the machine is still in the works. The review was written against data that predated that delivery note.</w:t>
+            </w:r>
+          </w:p>
+        </w:tc>
+      </w:tr>
+      <w:tr>
+        <w:tc>
+          <w:tcPr/>
+          <w:p>
+            <w:pPr>
+              <w:pStyle w:val="Compact"/>
+              <w:jc w:val="left"/>
+            </w:pPr>
+            <w:r>
+              <w:rPr>
+                <w:bCs/>
+                <w:b/>
+              </w:rPr>
+              <w:t xml:space="preserve">A3</w:t>
+            </w:r>
+            <w:r>
+              <w:t xml:space="preserve"> </w:t>
+            </w:r>
+            <w:r>
+              <w:t xml:space="preserve">—</w:t>
+            </w:r>
+            <w:r>
+              <w:t xml:space="preserve"> </w:t>
+            </w:r>
+            <w:r>
+              <w:t xml:space="preserve">“</w:t>
+            </w:r>
+            <w:r>
+              <w:rPr>
+                <w:rStyle w:val="VerbatimChar"/>
+              </w:rPr>
+              <w:t xml:space="preserve">DN-26-00001</w:t>
+            </w:r>
+            <w:r>
+              <w:t xml:space="preserve">, the only delivery note,</w:t>
+            </w:r>
+            <w:r>
+              <w:t xml:space="preserve"> </w:t>
+            </w:r>
+            <w:r>
+              <w:rPr>
+                <w:rStyle w:val="VerbatimChar"/>
+              </w:rPr>
+              <w:t xml:space="preserve">project = NULL</w:t>
+            </w:r>
+            <w:r>
+              <w:t xml:space="preserve">”</w:t>
+            </w:r>
+          </w:p>
+        </w:tc>
+        <w:tc>
+          <w:tcPr/>
+          <w:p>
+            <w:pPr>
+              <w:pStyle w:val="Compact"/>
+              <w:jc w:val="left"/>
+            </w:pPr>
+            <w:r>
+              <w:rPr>
+                <w:bCs/>
+                <w:b/>
+              </w:rPr>
+              <w:t xml:space="preserve">Not a defect.</w:t>
+            </w:r>
+            <w:r>
+              <w:t xml:space="preserve"> </w:t>
+            </w:r>
+            <w:r>
+              <w:t xml:space="preserve">It is 8 ×</w:t>
+            </w:r>
+            <w:r>
+              <w:t xml:space="preserve"> </w:t>
+            </w:r>
+            <w:r>
+              <w:rPr>
+                <w:rStyle w:val="VerbatimChar"/>
+              </w:rPr>
+              <w:t xml:space="preserve">SPR-MOULD-TUBE</w:t>
+            </w:r>
+            <w:r>
+              <w:t xml:space="preserve"> </w:t>
+            </w:r>
+            <w:r>
+              <w:t xml:space="preserve">to Konark Alloys, who has no project and no sales order. A spares sale legitimately has no project. It is also no longer the only delivery note.</w:t>
+            </w:r>
+          </w:p>
+        </w:tc>
+      </w:tr>
+      <w:tr>
+        <w:tc>
+          <w:tcPr/>
+          <w:p>
+            <w:pPr>
+              <w:pStyle w:val="Compact"/>
+              <w:jc w:val="left"/>
+            </w:pPr>
+            <w:r>
+              <w:rPr>
+                <w:bCs/>
+                <w:b/>
+              </w:rPr>
+              <w:t xml:space="preserve">A4</w:t>
+            </w:r>
+            <w:r>
+              <w:t xml:space="preserve"> </w:t>
+            </w:r>
+            <w:r>
+              <w:t xml:space="preserve">— draft dunning contradicting the receivables position</w:t>
+            </w:r>
+          </w:p>
+        </w:tc>
+        <w:tc>
+          <w:tcPr/>
+          <w:p>
+            <w:pPr>
+              <w:pStyle w:val="Compact"/>
+              <w:jc w:val="left"/>
+            </w:pPr>
+            <w:r>
+              <w:rPr>
+                <w:bCs/>
+                <w:b/>
+              </w:rPr>
+              <w:t xml:space="preserve">Already closed.</w:t>
+            </w:r>
+            <w:r>
+              <w:t xml:space="preserve"> </w:t>
+            </w:r>
+            <w:r>
+              <w:t xml:space="preserve">No Dunning records exist, and no invoice is past its due date.</w:t>
+            </w:r>
+          </w:p>
+        </w:tc>
+      </w:tr>
+      <w:tr>
+        <w:tc>
+          <w:tcPr/>
+          <w:p>
+            <w:pPr>
+              <w:pStyle w:val="Compact"/>
+              <w:jc w:val="left"/>
+            </w:pPr>
+            <w:r>
+              <w:rPr>
+                <w:bCs/>
+                <w:b/>
+              </w:rPr>
+              <w:t xml:space="preserve">B10</w:t>
+            </w:r>
+            <w:r>
+              <w:t xml:space="preserve"> </w:t>
+            </w:r>
+            <w:r>
+              <w:t xml:space="preserve">—</w:t>
+            </w:r>
+            <w:r>
+              <w:t xml:space="preserve"> </w:t>
+            </w:r>
+            <w:r>
+              <w:t xml:space="preserve">“</w:t>
+            </w:r>
+            <w:r>
+              <w:t xml:space="preserve">TDS on PINV-26-00003 does not reconcile</w:t>
+            </w:r>
+            <w:r>
+              <w:t xml:space="preserve">”</w:t>
+            </w:r>
+          </w:p>
+        </w:tc>
+        <w:tc>
+          <w:tcPr/>
+          <w:p>
+            <w:pPr>
+              <w:pStyle w:val="Compact"/>
+              <w:jc w:val="left"/>
+            </w:pPr>
+            <w:r>
+              <w:rPr>
+                <w:bCs/>
+                <w:b/>
+              </w:rPr>
+              <w:t xml:space="preserve">Not a defect, and the reviewer’s arithmetic was wrong.</w:t>
+            </w:r>
+            <w:r>
+              <w:t xml:space="preserve"> </w:t>
+            </w:r>
+            <w:r>
+              <w:t xml:space="preserve">The bill is ₹5,16,000 net + 9% CGST + 9% SGST = ₹6,08,880 gross, less ₹10,320 TDS = ₹5,98,560 payable. TDS is</w:t>
+            </w:r>
+            <w:r>
+              <w:t xml:space="preserve"> </w:t>
+            </w:r>
+            <w:r>
+              <w:rPr>
+                <w:bCs/>
+                <w:b/>
+              </w:rPr>
+              <w:t xml:space="preserve">exactly 2.0000% of the net</w:t>
+            </w:r>
+            <w:r>
+              <w:t xml:space="preserve">, which is the s.194C rate, and CBDT Circular 23/2017 requires TDS to be computed on the amount</w:t>
+            </w:r>
+            <w:r>
+              <w:t xml:space="preserve"> </w:t>
+            </w:r>
+            <w:r>
+              <w:rPr>
+                <w:iCs/>
+                <w:i/>
+              </w:rPr>
+              <w:t xml:space="preserve">excluding</w:t>
+            </w:r>
+            <w:r>
+              <w:t xml:space="preserve"> </w:t>
+            </w:r>
+            <w:r>
+              <w:t xml:space="preserve">GST. The reviewer divided TDS by the total</w:t>
+            </w:r>
+            <w:r>
+              <w:t xml:space="preserve"> </w:t>
+            </w:r>
+            <w:r>
+              <w:rPr>
+                <w:iCs/>
+                <w:i/>
+              </w:rPr>
+              <w:t xml:space="preserve">after</w:t>
+            </w:r>
+            <w:r>
+              <w:t xml:space="preserve"> </w:t>
+            </w:r>
+            <w:r>
+              <w:t xml:space="preserve">TDS had been deducted.</w:t>
+            </w:r>
+          </w:p>
+        </w:tc>
+      </w:tr>
+      <w:tr>
+        <w:tc>
+          <w:tcPr/>
+          <w:p>
+            <w:pPr>
+              <w:pStyle w:val="Compact"/>
+              <w:jc w:val="left"/>
+            </w:pPr>
+            <w:r>
+              <w:rPr>
+                <w:bCs/>
+                <w:b/>
+              </w:rPr>
+              <w:t xml:space="preserve">B9</w:t>
+            </w:r>
+            <w:r>
+              <w:t xml:space="preserve"> </w:t>
+            </w:r>
+            <w:r>
+              <w:t xml:space="preserve">— two sales invoice series in one company</w:t>
+            </w:r>
+          </w:p>
+        </w:tc>
+        <w:tc>
+          <w:tcPr/>
+          <w:p>
+            <w:pPr>
+              <w:pStyle w:val="Compact"/>
+              <w:jc w:val="left"/>
+            </w:pPr>
+            <w:r>
+              <w:rPr>
+                <w:bCs/>
+                <w:b/>
+              </w:rPr>
+              <w:t xml:space="preserve">Fixed.</w:t>
+            </w:r>
+            <w:r>
+              <w:t xml:space="preserve"> </w:t>
+            </w:r>
+            <w:r>
+              <w:rPr>
+                <w:rStyle w:val="VerbatimChar"/>
+              </w:rPr>
+              <w:t xml:space="preserve">ACC-SINV-2026-00001</w:t>
+            </w:r>
+            <w:r>
+              <w:t xml:space="preserve"> </w:t>
+            </w:r>
+            <w:r>
+              <w:t xml:space="preserve">renamed to</w:t>
+            </w:r>
+            <w:r>
+              <w:t xml:space="preserve"> </w:t>
+            </w:r>
+            <w:r>
+              <w:rPr>
+                <w:rStyle w:val="VerbatimChar"/>
+              </w:rPr>
+              <w:t xml:space="preserve">SINV-26-00006</w:t>
+            </w:r>
+            <w:r>
+              <w:t xml:space="preserve">; GL entries followed the rename. Trial balance still nets to zero.</w:t>
+            </w:r>
+          </w:p>
+        </w:tc>
+      </w:tr>
+    </w:tbl>
+    <w:p>
+      <w:pPr>
+        <w:pStyle w:val="BodyText"/>
+      </w:pPr>
+      <w:r>
+        <w:rPr>
+          <w:bCs/>
+          <w:b/>
+        </w:rPr>
+        <w:t xml:space="preserve">The lesson is the same one as the controls.</w:t>
+      </w:r>
+      <w:r>
+        <w:t xml:space="preserve"> </w:t>
+      </w:r>
+      <w:r>
+        <w:t xml:space="preserve">These were read from a document rather than asked of the system, and three of five were wrong in the safe direction — reporting defects that were not there. A review is a set of hypotheses, not a defect list, and the difference only shows when each one is tested.</w:t>
+      </w:r>
+    </w:p>
+    <w:bookmarkEnd w:id="41"/>
+    <w:bookmarkStart w:id="42" w:name="still-open-unchanged"/>
     <w:p>
       <w:pPr>
         <w:pStyle w:val="Heading2"/>
@@ -3381,13 +3907,46 @@
           <w:bCs/>
           <w:b/>
         </w:rPr>
-        <w:t xml:space="preserve">B3 to B10</w:t>
-      </w:r>
-      <w:r>
-        <w:t xml:space="preserve"> </w:t>
-      </w:r>
-      <w:r>
-        <w:t xml:space="preserve">— none has been tested. They need the CA session and a day of ledger work. B1’s remaining sub-cases — journal-entry payments, advance payments with no invoice reference, partial certification — are still untested and are the most likely place for the next finding.</w:t>
+        <w:t xml:space="preserve">B1’s remaining sub-cases</w:t>
+      </w:r>
+      <w:r>
+        <w:t xml:space="preserve"> </w:t>
+      </w:r>
+      <w:r>
+        <w:t xml:space="preserve">— journal-entry payments, advance payments with no invoice reference, partial certification.</w:t>
+      </w:r>
+      <w:r>
+        <w:t xml:space="preserve"> </w:t>
+      </w:r>
+      <w:r>
+        <w:rPr>
+          <w:iCs/>
+          <w:i/>
+        </w:rPr>
+        <w:t xml:space="preserve">(Tested on 21 September. Three of the four were open, and the fourth was the opposite problem.</w:t>
+      </w:r>
+      <w:r>
+        <w:rPr>
+          <w:iCs/>
+          <w:i/>
+        </w:rPr>
+        <w:t xml:space="preserve"> </w:t>
+      </w:r>
+      <w:r>
+        <w:rPr>
+          <w:bCs/>
+          <w:b/>
+          <w:iCs/>
+          <w:i/>
+        </w:rPr>
+        <w:t xml:space="preserve">Closed — see Section G.</w:t>
+      </w:r>
+      <w:r>
+        <w:rPr>
+          <w:iCs/>
+          <w:i/>
+        </w:rPr>
+        <w:t xml:space="preserve">)</w:t>
       </w:r>
     </w:p>
     <w:p>
@@ -3403,6 +3962,227 @@
           <w:bCs/>
           <w:b/>
         </w:rPr>
+        <w:t xml:space="preserve">B3, B4, B5, B7</w:t>
+      </w:r>
+      <w:r>
+        <w:t xml:space="preserve"> </w:t>
+      </w:r>
+      <w:r>
+        <w:t xml:space="preserve">— untested, and each needs a fact only MSCAST has or a position only the CA can take: when the MSME clock starts, whether free issue goes out on a job-work challan, how WIP should be valued, whether customers deduct TDS under 194C.</w:t>
+      </w:r>
+    </w:p>
+    <w:p>
+      <w:pPr>
+        <w:numPr>
+          <w:ilvl w:val="0"/>
+          <w:numId w:val="1009"/>
+        </w:numPr>
+        <w:pStyle w:val="Compact"/>
+      </w:pPr>
+      <w:r>
+        <w:rPr>
+          <w:bCs/>
+          <w:b/>
+        </w:rPr>
+        <w:t xml:space="preserve">B6 — answered in part.</w:t>
+      </w:r>
+      <w:r>
+        <w:t xml:space="preserve"> </w:t>
+      </w:r>
+      <w:r>
+        <w:t xml:space="preserve">MSCAST confirms</w:t>
+      </w:r>
+      <w:r>
+        <w:t xml:space="preserve"> </w:t>
+      </w:r>
+      <w:r>
+        <w:rPr>
+          <w:bCs/>
+          <w:b/>
+        </w:rPr>
+        <w:t xml:space="preserve">PF, ESI and gratuity all apply</w:t>
+      </w:r>
+      <w:r>
+        <w:t xml:space="preserve">, so the payroll and the provision are built correctly. One line remains for the CA: EPF is mandatory only at 20+ employees, so at MSCAST’s headcount it applies either by voluntary registration under s.1(4) or by continuing coverage from a period above the threshold. Which one should be recorded. The s.115BAA election and the Ind AS 116</w:t>
+      </w:r>
+      <w:r>
+        <w:t xml:space="preserve"> </w:t>
+      </w:r>
+      <w:r>
+        <w:t xml:space="preserve">“</w:t>
+      </w:r>
+      <w:r>
+        <w:t xml:space="preserve">Lease Liabilities</w:t>
+      </w:r>
+      <w:r>
+        <w:t xml:space="preserve">”</w:t>
+      </w:r>
+      <w:r>
+        <w:t xml:space="preserve"> </w:t>
+      </w:r>
+      <w:r>
+        <w:t xml:space="preserve">head are separate and still open.</w:t>
+      </w:r>
+    </w:p>
+    <w:p>
+      <w:pPr>
+        <w:numPr>
+          <w:ilvl w:val="0"/>
+          <w:numId w:val="1009"/>
+        </w:numPr>
+        <w:pStyle w:val="Compact"/>
+      </w:pPr>
+      <w:r>
+        <w:rPr>
+          <w:bCs/>
+          <w:b/>
+        </w:rPr>
+        <w:t xml:space="preserve">B8</w:t>
+      </w:r>
+      <w:r>
+        <w:t xml:space="preserve"> </w:t>
+      </w:r>
+      <w:r>
+        <w:t xml:space="preserve">— real, and larger than it looks. Two opening-stock Stock Entries credit ₹24,74,400 to</w:t>
+      </w:r>
+      <w:r>
+        <w:t xml:space="preserve"> </w:t>
+      </w:r>
+      <w:r>
+        <w:rPr>
+          <w:rStyle w:val="VerbatimChar"/>
+        </w:rPr>
+        <w:t xml:space="preserve">5119 Stock Adjustment</w:t>
+      </w:r>
+      <w:r>
+        <w:t xml:space="preserve">, an</w:t>
+      </w:r>
+      <w:r>
+        <w:t xml:space="preserve"> </w:t>
+      </w:r>
+      <w:r>
+        <w:rPr>
+          <w:bCs/>
+          <w:b/>
+        </w:rPr>
+        <w:t xml:space="preserve">expense</w:t>
+      </w:r>
+      <w:r>
+        <w:t xml:space="preserve"> </w:t>
+      </w:r>
+      <w:r>
+        <w:t xml:space="preserve">account, so the figure inflates reported profit. The correct treatment posts it against</w:t>
+      </w:r>
+      <w:r>
+        <w:t xml:space="preserve"> </w:t>
+      </w:r>
+      <w:r>
+        <w:rPr>
+          <w:rStyle w:val="VerbatimChar"/>
+        </w:rPr>
+        <w:t xml:space="preserve">1910 Temporary Opening</w:t>
+      </w:r>
+      <w:r>
+        <w:t xml:space="preserve"> </w:t>
+      </w:r>
+      <w:r>
+        <w:t xml:space="preserve">instead. Doing so reduces profit by ₹24.74 lakh and invalidates the current tax provision of ₹5,23,156, so it is a decision about the demonstration’s headline numbers rather than a tidy-up.</w:t>
+      </w:r>
+    </w:p>
+    <w:p>
+      <w:pPr>
+        <w:numPr>
+          <w:ilvl w:val="0"/>
+          <w:numId w:val="1009"/>
+        </w:numPr>
+        <w:pStyle w:val="Compact"/>
+      </w:pPr>
+      <w:r>
+        <w:rPr>
+          <w:bCs/>
+          <w:b/>
+        </w:rPr>
+        <w:t xml:space="preserve">A5</w:t>
+      </w:r>
+      <w:r>
+        <w:t xml:space="preserve"> </w:t>
+      </w:r>
+      <w:r>
+        <w:t xml:space="preserve">— real, and it is a question about the contract rather than the ledger. The journal entry itself is internally correct: it reclassifies ₹1,81,248, exactly 10% of</w:t>
+      </w:r>
+      <w:r>
+        <w:t xml:space="preserve"> </w:t>
+      </w:r>
+      <w:r>
+        <w:rPr>
+          <w:rStyle w:val="VerbatimChar"/>
+        </w:rPr>
+        <w:t xml:space="preserve">SINV-26-00002</w:t>
+      </w:r>
+      <w:r>
+        <w:t xml:space="preserve">, from Debtors to Retention Receivable against that invoice, same party throughout. The problem is</w:t>
+      </w:r>
+      <w:r>
+        <w:t xml:space="preserve"> </w:t>
+      </w:r>
+      <w:r>
+        <w:rPr>
+          <w:iCs/>
+          <w:i/>
+        </w:rPr>
+        <w:t xml:space="preserve">which</w:t>
+      </w:r>
+      <w:r>
+        <w:t xml:space="preserve"> </w:t>
+      </w:r>
+      <w:r>
+        <w:t xml:space="preserve">invoice — Konark Alloys is a spares customer with no project and no retention clause, while the</w:t>
+      </w:r>
+      <w:r>
+        <w:t xml:space="preserve"> </w:t>
+      </w:r>
+      <w:r>
+        <w:rPr>
+          <w:iCs/>
+          <w:i/>
+        </w:rPr>
+        <w:t xml:space="preserve">Retention and Certificates</w:t>
+      </w:r>
+      <w:r>
+        <w:t xml:space="preserve"> </w:t>
+      </w:r>
+      <w:r>
+        <w:t xml:space="preserve">report computes entitlement from</w:t>
+      </w:r>
+      <w:r>
+        <w:t xml:space="preserve"> </w:t>
+      </w:r>
+      <w:r>
+        <w:rPr>
+          <w:rStyle w:val="VerbatimChar"/>
+        </w:rPr>
+        <w:t xml:space="preserve">Sales Order.retention_percent</w:t>
+      </w:r>
+      <w:r>
+        <w:t xml:space="preserve"> </w:t>
+      </w:r>
+      <w:r>
+        <w:t xml:space="preserve">and so lists Sahyadri and Deccan. The ledger records retention nobody contracted for, and the report never shows what was actually reclassified, so the two can never be reconciled.</w:t>
+      </w:r>
+    </w:p>
+    <w:p>
+      <w:pPr>
+        <w:numPr>
+          <w:ilvl w:val="0"/>
+          <w:numId w:val="1009"/>
+        </w:numPr>
+        <w:pStyle w:val="Compact"/>
+      </w:pPr>
+      <w:r>
+        <w:rPr>
+          <w:bCs/>
+          <w:b/>
+        </w:rPr>
         <w:t xml:space="preserve">C1, C2, C3, C5, C6</w:t>
       </w:r>
       <w:r>
@@ -3422,8 +4202,8 @@
         <w:t xml:space="preserve">C2, the absence of a signed scope, remains the largest commercial exposure and is still fixable with one page.</w:t>
       </w:r>
     </w:p>
-    <w:bookmarkEnd w:id="41"/>
-    <w:bookmarkStart w:id="42" w:name="what-this-review-got-right"/>
+    <w:bookmarkEnd w:id="42"/>
+    <w:bookmarkStart w:id="43" w:name="what-this-review-got-right"/>
     <w:p>
       <w:pPr>
         <w:pStyle w:val="Heading2"/>
@@ -3518,8 +4298,781 @@
         <w:t xml:space="preserve">reports who can create and then approve the same document. Findings that become tests do not come back.</w:t>
       </w:r>
     </w:p>
-    <w:bookmarkEnd w:id="42"/>
+    <w:p>
+      <w:r>
+        <w:pict>
+          <v:rect style="width:0;height:1.5pt" o:hralign="center" o:hrstd="t" o:hr="t"/>
+        </w:pict>
+      </w:r>
+    </w:p>
     <w:bookmarkEnd w:id="43"/>
+    <w:bookmarkEnd w:id="44"/>
+    <w:bookmarkStart w:id="49" w:name="X65c028d7785520a1f85b8487a0adc69d4ee2d30"/>
+    <w:p>
+      <w:pPr>
+        <w:pStyle w:val="Heading1"/>
+      </w:pPr>
+      <w:r>
+        <w:t xml:space="preserve">G. Status as at 21 September 2026 — B1 closed</w:t>
+      </w:r>
+    </w:p>
+    <w:bookmarkStart w:id="45" w:name="X34564f999d588fea8ca17d45c56689892557393"/>
+    <w:p>
+      <w:pPr>
+        <w:pStyle w:val="Heading2"/>
+      </w:pPr>
+      <w:r>
+        <w:t xml:space="preserve">B1. The payment block was narrower than the SOPs claim — FIXED</w:t>
+      </w:r>
+    </w:p>
+    <w:p>
+      <w:pPr>
+        <w:pStyle w:val="FirstParagraph"/>
+      </w:pPr>
+      <w:r>
+        <w:t xml:space="preserve">The reviewer’s suspicion was tested rather than argued. Each route was attempted against the live system with a real transaction; what follows is what the system did, not what the configuration said it would do.</w:t>
+      </w:r>
+    </w:p>
+    <w:tbl>
+      <w:tblPr>
+        <w:tblStyle w:val="Table"/>
+        <w:tblW w:type="pct" w:w="5000"/>
+        <w:tblLook w:firstRow="1" w:lastRow="0" w:firstColumn="0" w:lastColumn="0" w:noHBand="0" w:noVBand="0" w:val="0020"/>
+        <w:jc w:val="start"/>
+      </w:tblPr>
+      <w:tblGrid>
+        <w:gridCol w:w="2640"/>
+        <w:gridCol w:w="2640"/>
+        <w:gridCol w:w="2640"/>
+      </w:tblGrid>
+      <w:tr>
+        <w:trPr>
+          <w:tblHeader w:val="true"/>
+        </w:trPr>
+        <w:tc>
+          <w:tcPr/>
+          <w:p>
+            <w:pPr>
+              <w:pStyle w:val="Compact"/>
+              <w:jc w:val="left"/>
+            </w:pPr>
+            <w:r>
+              <w:t xml:space="preserve">Route</w:t>
+            </w:r>
+          </w:p>
+        </w:tc>
+        <w:tc>
+          <w:tcPr/>
+          <w:p>
+            <w:pPr>
+              <w:pStyle w:val="Compact"/>
+              <w:jc w:val="left"/>
+            </w:pPr>
+            <w:r>
+              <w:t xml:space="preserve">Before</w:t>
+            </w:r>
+          </w:p>
+        </w:tc>
+        <w:tc>
+          <w:tcPr/>
+          <w:p>
+            <w:pPr>
+              <w:pStyle w:val="Compact"/>
+              <w:jc w:val="left"/>
+            </w:pPr>
+            <w:r>
+              <w:t xml:space="preserve">Now</w:t>
+            </w:r>
+          </w:p>
+        </w:tc>
+      </w:tr>
+      <w:tr>
+        <w:tc>
+          <w:tcPr/>
+          <w:p>
+            <w:pPr>
+              <w:pStyle w:val="Compact"/>
+              <w:jc w:val="left"/>
+            </w:pPr>
+            <w:r>
+              <w:t xml:space="preserve">Payment Entry against a bill with no certified BRM</w:t>
+            </w:r>
+          </w:p>
+        </w:tc>
+        <w:tc>
+          <w:tcPr/>
+          <w:p>
+            <w:pPr>
+              <w:pStyle w:val="Compact"/>
+              <w:jc w:val="left"/>
+            </w:pPr>
+            <w:r>
+              <w:t xml:space="preserve">blocked</w:t>
+            </w:r>
+          </w:p>
+        </w:tc>
+        <w:tc>
+          <w:tcPr/>
+          <w:p>
+            <w:pPr>
+              <w:pStyle w:val="Compact"/>
+              <w:jc w:val="left"/>
+            </w:pPr>
+            <w:r>
+              <w:t xml:space="preserve">blocked</w:t>
+            </w:r>
+          </w:p>
+        </w:tc>
+      </w:tr>
+      <w:tr>
+        <w:tc>
+          <w:tcPr/>
+          <w:p>
+            <w:pPr>
+              <w:pStyle w:val="Compact"/>
+              <w:jc w:val="left"/>
+            </w:pPr>
+            <w:r>
+              <w:rPr>
+                <w:bCs/>
+                <w:b/>
+              </w:rPr>
+              <w:t xml:space="preserve">Journal Entry debiting Creditors against the supplier</w:t>
+            </w:r>
+          </w:p>
+        </w:tc>
+        <w:tc>
+          <w:tcPr/>
+          <w:p>
+            <w:pPr>
+              <w:pStyle w:val="Compact"/>
+              <w:jc w:val="left"/>
+            </w:pPr>
+            <w:r>
+              <w:rPr>
+                <w:bCs/>
+                <w:b/>
+              </w:rPr>
+              <w:t xml:space="preserve">paid straight through</w:t>
+            </w:r>
+            <w:r>
+              <w:t xml:space="preserve"> </w:t>
+            </w:r>
+            <w:r>
+              <w:t xml:space="preserve">—</w:t>
+            </w:r>
+            <w:r>
+              <w:t xml:space="preserve"> </w:t>
+            </w:r>
+            <w:r>
+              <w:rPr>
+                <w:rStyle w:val="VerbatimChar"/>
+              </w:rPr>
+              <w:t xml:space="preserve">ACC-JV-2026-00023</w:t>
+            </w:r>
+            <w:r>
+              <w:t xml:space="preserve"> </w:t>
+            </w:r>
+            <w:r>
+              <w:t xml:space="preserve">submitted with no BRM anywhere</w:t>
+            </w:r>
+          </w:p>
+        </w:tc>
+        <w:tc>
+          <w:tcPr/>
+          <w:p>
+            <w:pPr>
+              <w:pStyle w:val="Compact"/>
+              <w:jc w:val="left"/>
+            </w:pPr>
+            <w:r>
+              <w:t xml:space="preserve">blocked</w:t>
+            </w:r>
+          </w:p>
+        </w:tc>
+      </w:tr>
+      <w:tr>
+        <w:tc>
+          <w:tcPr/>
+          <w:p>
+            <w:pPr>
+              <w:pStyle w:val="Compact"/>
+              <w:jc w:val="left"/>
+            </w:pPr>
+            <w:r>
+              <w:rPr>
+                <w:bCs/>
+                <w:b/>
+              </w:rPr>
+              <w:t xml:space="preserve">Advance Payment Entry with no invoice reference</w:t>
+            </w:r>
+          </w:p>
+        </w:tc>
+        <w:tc>
+          <w:tcPr/>
+          <w:p>
+            <w:pPr>
+              <w:pStyle w:val="Compact"/>
+              <w:jc w:val="left"/>
+            </w:pPr>
+            <w:r>
+              <w:rPr>
+                <w:bCs/>
+                <w:b/>
+              </w:rPr>
+              <w:t xml:space="preserve">₹50,000 paid</w:t>
+            </w:r>
+            <w:r>
+              <w:t xml:space="preserve"> </w:t>
+            </w:r>
+            <w:r>
+              <w:t xml:space="preserve">with no BRM — the script looped over the invoice references, and an empty list means the loop body never runs</w:t>
+            </w:r>
+          </w:p>
+        </w:tc>
+        <w:tc>
+          <w:tcPr/>
+          <w:p>
+            <w:pPr>
+              <w:pStyle w:val="Compact"/>
+              <w:jc w:val="left"/>
+            </w:pPr>
+            <w:r>
+              <w:t xml:space="preserve">blocked</w:t>
+            </w:r>
+          </w:p>
+        </w:tc>
+      </w:tr>
+      <w:tr>
+        <w:tc>
+          <w:tcPr/>
+          <w:p>
+            <w:pPr>
+              <w:pStyle w:val="Compact"/>
+              <w:jc w:val="left"/>
+            </w:pPr>
+            <w:r>
+              <w:rPr>
+                <w:bCs/>
+                <w:b/>
+              </w:rPr>
+              <w:t xml:space="preserve">Paying more than the certificate covers</w:t>
+            </w:r>
+          </w:p>
+        </w:tc>
+        <w:tc>
+          <w:tcPr/>
+          <w:p>
+            <w:pPr>
+              <w:pStyle w:val="Compact"/>
+              <w:jc w:val="left"/>
+            </w:pPr>
+            <w:r>
+              <w:rPr>
+                <w:bCs/>
+                <w:b/>
+              </w:rPr>
+              <w:t xml:space="preserve">never checked</w:t>
+            </w:r>
+            <w:r>
+              <w:t xml:space="preserve"> </w:t>
+            </w:r>
+            <w:r>
+              <w:t xml:space="preserve">— a BRM certified for 9 units paid for 10</w:t>
+            </w:r>
+          </w:p>
+        </w:tc>
+        <w:tc>
+          <w:tcPr/>
+          <w:p>
+            <w:pPr>
+              <w:pStyle w:val="Compact"/>
+              <w:jc w:val="left"/>
+            </w:pPr>
+            <w:r>
+              <w:t xml:space="preserve">blocked, quoting the certified amount against the amount being paid</w:t>
+            </w:r>
+          </w:p>
+        </w:tc>
+      </w:tr>
+      <w:tr>
+        <w:tc>
+          <w:tcPr/>
+          <w:p>
+            <w:pPr>
+              <w:pStyle w:val="Compact"/>
+              <w:jc w:val="left"/>
+            </w:pPr>
+            <w:r>
+              <w:t xml:space="preserve">A BRM already marked</w:t>
+            </w:r>
+            <w:r>
+              <w:t xml:space="preserve"> </w:t>
+            </w:r>
+            <w:r>
+              <w:rPr>
+                <w:iCs/>
+                <w:i/>
+              </w:rPr>
+              <w:t xml:space="preserve">Paid</w:t>
+            </w:r>
+          </w:p>
+        </w:tc>
+        <w:tc>
+          <w:tcPr/>
+          <w:p>
+            <w:pPr>
+              <w:pStyle w:val="Compact"/>
+              <w:jc w:val="left"/>
+            </w:pPr>
+            <w:r>
+              <w:t xml:space="preserve">treated as merely</w:t>
+            </w:r>
+            <w:r>
+              <w:t xml:space="preserve"> </w:t>
+            </w:r>
+            <w:r>
+              <w:t xml:space="preserve">“</w:t>
+            </w:r>
+            <w:r>
+              <w:t xml:space="preserve">not certified</w:t>
+            </w:r>
+            <w:r>
+              <w:t xml:space="preserve">”</w:t>
+            </w:r>
+          </w:p>
+        </w:tc>
+        <w:tc>
+          <w:tcPr/>
+          <w:p>
+            <w:pPr>
+              <w:pStyle w:val="Compact"/>
+              <w:jc w:val="left"/>
+            </w:pPr>
+            <w:r>
+              <w:t xml:space="preserve">blocked, naming it as paying the same bill twice</w:t>
+            </w:r>
+          </w:p>
+        </w:tc>
+      </w:tr>
+      <w:tr>
+        <w:tc>
+          <w:tcPr/>
+          <w:p>
+            <w:pPr>
+              <w:pStyle w:val="Compact"/>
+              <w:jc w:val="left"/>
+            </w:pPr>
+            <w:r>
+              <w:t xml:space="preserve">Electricity, rent, telephone, statutory</w:t>
+            </w:r>
+          </w:p>
+        </w:tc>
+        <w:tc>
+          <w:tcPr/>
+          <w:p>
+            <w:pPr>
+              <w:pStyle w:val="Compact"/>
+              <w:jc w:val="left"/>
+            </w:pPr>
+            <w:r>
+              <w:rPr>
+                <w:bCs/>
+                <w:b/>
+              </w:rPr>
+              <w:t xml:space="preserve">blocked, with no way out</w:t>
+            </w:r>
+            <w:r>
+              <w:t xml:space="preserve"> </w:t>
+            </w:r>
+            <w:r>
+              <w:t xml:space="preserve">— the control was too wide in the other direction</w:t>
+            </w:r>
+          </w:p>
+        </w:tc>
+        <w:tc>
+          <w:tcPr/>
+          <w:p>
+            <w:pPr>
+              <w:pStyle w:val="Compact"/>
+              <w:jc w:val="left"/>
+            </w:pPr>
+            <w:r>
+              <w:t xml:space="preserve">payable, via a per-supplier exemption</w:t>
+            </w:r>
+          </w:p>
+        </w:tc>
+      </w:tr>
+    </w:tbl>
+    <w:p>
+      <w:pPr>
+        <w:pStyle w:val="BodyText"/>
+      </w:pPr>
+      <w:r>
+        <w:t xml:space="preserve">Three of the reviewer’s four sub-cases were open. The fourth — non-project suppliers — was the opposite problem, and would have surfaced the first time MSCAST tried to pay an electricity bill.</w:t>
+      </w:r>
+    </w:p>
+    <w:bookmarkEnd w:id="45"/>
+    <w:bookmarkStart w:id="46" w:name="X9367615a28d48637346f0a24846a383767f1026"/>
+    <w:p>
+      <w:pPr>
+        <w:pStyle w:val="Heading2"/>
+      </w:pPr>
+      <w:r>
+        <w:t xml:space="preserve">What changed, and why it is not another script</w:t>
+      </w:r>
+    </w:p>
+    <w:p>
+      <w:pPr>
+        <w:pStyle w:val="FirstParagraph"/>
+      </w:pPr>
+      <w:r>
+        <w:t xml:space="preserve">The control no longer lives in a Server Script typed into the desk. It is</w:t>
+      </w:r>
+      <w:r>
+        <w:t xml:space="preserve"> </w:t>
+      </w:r>
+      <w:r>
+        <w:rPr>
+          <w:rStyle w:val="VerbatimChar"/>
+          <w:bCs/>
+          <w:b/>
+        </w:rPr>
+        <w:t xml:space="preserve">mscast_erp/controls/brm_payment.py</w:t>
+      </w:r>
+      <w:r>
+        <w:t xml:space="preserve">, wired on</w:t>
+      </w:r>
+      <w:r>
+        <w:t xml:space="preserve"> </w:t>
+      </w:r>
+      <w:r>
+        <w:rPr>
+          <w:rStyle w:val="VerbatimChar"/>
+        </w:rPr>
+        <w:t xml:space="preserve">before_submit</w:t>
+      </w:r>
+      <w:r>
+        <w:t xml:space="preserve"> </w:t>
+      </w:r>
+      <w:r>
+        <w:t xml:space="preserve">for</w:t>
+      </w:r>
+      <w:r>
+        <w:t xml:space="preserve"> </w:t>
+      </w:r>
+      <w:r>
+        <w:rPr>
+          <w:bCs/>
+          <w:b/>
+        </w:rPr>
+        <w:t xml:space="preserve">both</w:t>
+      </w:r>
+      <w:r>
+        <w:t xml:space="preserve"> </w:t>
+      </w:r>
+      <w:r>
+        <w:t xml:space="preserve">Payment Entry and Journal Entry, and it ships inside the application image. That matters for three reasons the reviewer’s Section C1 already raised: it is in version control, it is diffable at review, and it can be tested. A Server Script is none of those. The old script has been deleted — from the site and from the fixture — so there is exactly one implementation of the rule and no second copy to drift.</w:t>
+      </w:r>
+    </w:p>
+    <w:p>
+      <w:pPr>
+        <w:pStyle w:val="BodyText"/>
+      </w:pPr>
+      <w:r>
+        <w:rPr>
+          <w:bCs/>
+          <w:b/>
+        </w:rPr>
+        <w:t xml:space="preserve">A new field on Supplier,</w:t>
+      </w:r>
+      <w:r>
+        <w:rPr>
+          <w:bCs/>
+          <w:b/>
+        </w:rPr>
+        <w:t xml:space="preserve"> </w:t>
+      </w:r>
+      <w:r>
+        <w:rPr>
+          <w:iCs/>
+          <w:i/>
+          <w:bCs/>
+          <w:b/>
+        </w:rPr>
+        <w:t xml:space="preserve">Exempt from BRM certification</w:t>
+      </w:r>
+      <w:r>
+        <w:rPr>
+          <w:bCs/>
+          <w:b/>
+        </w:rPr>
+        <w:t xml:space="preserve">.</w:t>
+      </w:r>
+      <w:r>
+        <w:t xml:space="preserve"> </w:t>
+      </w:r>
+      <w:r>
+        <w:t xml:space="preserve">Tick it only for bills that cannot be certified against a purchase order: electricity, water, rent, telephone, statutory payments. Every trade supplier stays unticked, and an unticked supplier cannot be paid without a certified BRM. At the time of writing,</w:t>
+      </w:r>
+      <w:r>
+        <w:t xml:space="preserve"> </w:t>
+      </w:r>
+      <w:r>
+        <w:rPr>
+          <w:bCs/>
+          <w:b/>
+        </w:rPr>
+        <w:t xml:space="preserve">0 of 15 suppliers are ticked.</w:t>
+      </w:r>
+      <w:r>
+        <w:t xml:space="preserve"> </w:t>
+      </w:r>
+      <w:r>
+        <w:t xml:space="preserve">The operating rule is written up in the</w:t>
+      </w:r>
+      <w:r>
+        <w:t xml:space="preserve"> </w:t>
+      </w:r>
+      <w:r>
+        <w:rPr>
+          <w:iCs/>
+          <w:i/>
+        </w:rPr>
+        <w:t xml:space="preserve">Operating Recommendations</w:t>
+      </w:r>
+      <w:r>
+        <w:t xml:space="preserve">.</w:t>
+      </w:r>
+    </w:p>
+    <w:bookmarkEnd w:id="46"/>
+    <w:bookmarkStart w:id="47" w:name="why-this-one-will-not-quietly-come-back"/>
+    <w:p>
+      <w:pPr>
+        <w:pStyle w:val="Heading2"/>
+      </w:pPr>
+      <w:r>
+        <w:t xml:space="preserve">Why this one will not quietly come back</w:t>
+      </w:r>
+    </w:p>
+    <w:p>
+      <w:pPr>
+        <w:pStyle w:val="FirstParagraph"/>
+      </w:pPr>
+      <w:r>
+        <w:t xml:space="preserve">The build check</w:t>
+      </w:r>
+      <w:r>
+        <w:t xml:space="preserve"> </w:t>
+      </w:r>
+      <w:r>
+        <w:rPr>
+          <w:rStyle w:val="VerbatimChar"/>
+        </w:rPr>
+        <w:t xml:space="preserve">T6a</w:t>
+      </w:r>
+      <w:r>
+        <w:t xml:space="preserve"> </w:t>
+      </w:r>
+      <w:r>
+        <w:t xml:space="preserve">used to test one route. It now attempts</w:t>
+      </w:r>
+      <w:r>
+        <w:t xml:space="preserve"> </w:t>
+      </w:r>
+      <w:r>
+        <w:rPr>
+          <w:bCs/>
+          <w:b/>
+        </w:rPr>
+        <w:t xml:space="preserve">six</w:t>
+      </w:r>
+      <w:r>
+        <w:t xml:space="preserve">, each as a real document that is submitted and then rolled back:</w:t>
+      </w:r>
+    </w:p>
+    <w:p>
+      <w:pPr>
+        <w:numPr>
+          <w:ilvl w:val="0"/>
+          <w:numId w:val="1010"/>
+        </w:numPr>
+        <w:pStyle w:val="Compact"/>
+      </w:pPr>
+      <w:r>
+        <w:t xml:space="preserve">a properly certified bill</w:t>
+      </w:r>
+      <w:r>
+        <w:t xml:space="preserve"> </w:t>
+      </w:r>
+      <w:r>
+        <w:rPr>
+          <w:bCs/>
+          <w:b/>
+        </w:rPr>
+        <w:t xml:space="preserve">pays</w:t>
+      </w:r>
+      <w:r>
+        <w:t xml:space="preserve"> </w:t>
+      </w:r>
+      <w:r>
+        <w:t xml:space="preserve">— the control must not be a blanket refusal;</w:t>
+      </w:r>
+    </w:p>
+    <w:p>
+      <w:pPr>
+        <w:numPr>
+          <w:ilvl w:val="0"/>
+          <w:numId w:val="1010"/>
+        </w:numPr>
+        <w:pStyle w:val="Compact"/>
+      </w:pPr>
+      <w:r>
+        <w:t xml:space="preserve">a bill with no BRM is refused at Payment Entry,</w:t>
+      </w:r>
+      <w:r>
+        <w:t xml:space="preserve"> </w:t>
+      </w:r>
+      <w:r>
+        <w:rPr>
+          <w:bCs/>
+          <w:b/>
+        </w:rPr>
+        <w:t xml:space="preserve">and</w:t>
+      </w:r>
+      <w:r>
+        <w:t xml:space="preserve"> </w:t>
+      </w:r>
+      <w:r>
+        <w:t xml:space="preserve">at Journal Entry;</w:t>
+      </w:r>
+    </w:p>
+    <w:p>
+      <w:pPr>
+        <w:numPr>
+          <w:ilvl w:val="0"/>
+          <w:numId w:val="1010"/>
+        </w:numPr>
+        <w:pStyle w:val="Compact"/>
+      </w:pPr>
+      <w:r>
+        <w:t xml:space="preserve">an advance with no invoice reference is refused;</w:t>
+      </w:r>
+    </w:p>
+    <w:p>
+      <w:pPr>
+        <w:numPr>
+          <w:ilvl w:val="0"/>
+          <w:numId w:val="1010"/>
+        </w:numPr>
+        <w:pStyle w:val="Compact"/>
+      </w:pPr>
+      <w:r>
+        <w:t xml:space="preserve">a payment above the certified amount is refused;</w:t>
+      </w:r>
+    </w:p>
+    <w:p>
+      <w:pPr>
+        <w:numPr>
+          <w:ilvl w:val="0"/>
+          <w:numId w:val="1010"/>
+        </w:numPr>
+        <w:pStyle w:val="Compact"/>
+      </w:pPr>
+      <w:r>
+        <w:t xml:space="preserve">a BRM-exempt supplier</w:t>
+      </w:r>
+      <w:r>
+        <w:t xml:space="preserve"> </w:t>
+      </w:r>
+      <w:r>
+        <w:rPr>
+          <w:bCs/>
+          <w:b/>
+        </w:rPr>
+        <w:t xml:space="preserve">pays</w:t>
+      </w:r>
+      <w:r>
+        <w:t xml:space="preserve">.</w:t>
+      </w:r>
+    </w:p>
+    <w:p>
+      <w:pPr>
+        <w:pStyle w:val="FirstParagraph"/>
+      </w:pPr>
+      <w:r>
+        <w:t xml:space="preserve">Each blocked case also asserts</w:t>
+      </w:r>
+      <w:r>
+        <w:t xml:space="preserve"> </w:t>
+      </w:r>
+      <w:r>
+        <w:rPr>
+          <w:iCs/>
+          <w:i/>
+        </w:rPr>
+        <w:t xml:space="preserve">which</w:t>
+      </w:r>
+      <w:r>
+        <w:t xml:space="preserve"> </w:t>
+      </w:r>
+      <w:r>
+        <w:t xml:space="preserve">rule blocked it, so a payment refused by ERPNext’s own validation can no longer be mistaken for the control working — which is exactly how the first probe of this fix produced a false negative.</w:t>
+      </w:r>
+    </w:p>
+    <w:p>
+      <w:pPr>
+        <w:pStyle w:val="BodyText"/>
+      </w:pPr>
+      <w:r>
+        <w:rPr>
+          <w:rStyle w:val="VerbatimChar"/>
+        </w:rPr>
+        <w:t xml:space="preserve">T6c</w:t>
+      </w:r>
+      <w:r>
+        <w:t xml:space="preserve"> </w:t>
+      </w:r>
+      <w:r>
+        <w:t xml:space="preserve">changed too. It used to count how many Server Scripts were enabled, which would have been satisfied by almost anything. It now fails if the retired script reappears, or if either hook comes unwired.</w:t>
+      </w:r>
+    </w:p>
+    <w:bookmarkEnd w:id="47"/>
+    <w:bookmarkStart w:id="48" w:name="the-pattern-for-the-third-time"/>
+    <w:p>
+      <w:pPr>
+        <w:pStyle w:val="Heading2"/>
+      </w:pPr>
+      <w:r>
+        <w:t xml:space="preserve">The pattern, for the third time</w:t>
+      </w:r>
+    </w:p>
+    <w:p>
+      <w:pPr>
+        <w:pStyle w:val="FirstParagraph"/>
+      </w:pPr>
+      <w:r>
+        <w:t xml:space="preserve">Every route above was found by attempting a payment and watching what happened. Reading the script would have shown a control that looked correct; it sat on the right doctype, at the right event, and refused the case anyone would think to try. The gap was in the cases nobody tried.</w:t>
+      </w:r>
+      <w:r>
+        <w:t xml:space="preserve"> </w:t>
+      </w:r>
+      <w:r>
+        <w:rPr>
+          <w:bCs/>
+          <w:b/>
+        </w:rPr>
+        <w:t xml:space="preserve">Findings that become tests do not come back</w:t>
+      </w:r>
+      <w:r>
+        <w:t xml:space="preserve"> </w:t>
+      </w:r>
+      <w:r>
+        <w:t xml:space="preserve">— that is now true of six more of them.</w:t>
+      </w:r>
+    </w:p>
+    <w:bookmarkEnd w:id="48"/>
+    <w:bookmarkEnd w:id="49"/>
     <w:sectPr/>
   </w:body>
 </w:document>
@@ -4093,6 +5646,9 @@
     <w:abstractNumId w:val="991"/>
   </w:num>
   <w:num w:numId="1009">
+    <w:abstractNumId w:val="991"/>
+  </w:num>
+  <w:num w:numId="1010">
     <w:abstractNumId w:val="991"/>
   </w:num>
 </w:numbering>

--- a/ERP Plan/MSCAST ERP - Independent Review.docx
+++ b/ERP Plan/MSCAST ERP - Independent Review.docx
@@ -3872,26 +3872,39 @@
           <w:bCs/>
           <w:b/>
         </w:rPr>
-        <w:t xml:space="preserve">A3, A4, A5</w:t>
-      </w:r>
-      <w:r>
-        <w:t xml:space="preserve"> </w:t>
-      </w:r>
-      <w:r>
-        <w:t xml:space="preserve">— the demo story contradictions, the draft dunning, and the retention posted against the wrong party. All still present.</w:t>
-      </w:r>
-      <w:r>
-        <w:t xml:space="preserve"> </w:t>
-      </w:r>
-      <w:r>
-        <w:rPr>
-          <w:bCs/>
-          <w:b/>
-        </w:rPr>
-        <w:t xml:space="preserve">A3 is the one most likely to be noticed in the room</w:t>
-      </w:r>
-      <w:r>
-        <w:t xml:space="preserve">, and it is a seeding fix, not a code fix.</w:t>
+        <w:t xml:space="preserve">A3, A4</w:t>
+      </w:r>
+      <w:r>
+        <w:t xml:space="preserve"> </w:t>
+      </w:r>
+      <w:r>
+        <w:t xml:space="preserve">—</w:t>
+      </w:r>
+      <w:r>
+        <w:t xml:space="preserve"> </w:t>
+      </w:r>
+      <w:r>
+        <w:rPr>
+          <w:iCs/>
+          <w:i/>
+        </w:rPr>
+        <w:t xml:space="preserve">closed. Re-tested on 21 September and neither was a defect; see the table above.</w:t>
+      </w:r>
+      <w:r>
+        <w:t xml:space="preserve"> </w:t>
+      </w:r>
+      <w:r>
+        <w:rPr>
+          <w:bCs/>
+          <w:b/>
+        </w:rPr>
+        <w:t xml:space="preserve">A5 is closed too</w:t>
+      </w:r>
+      <w:r>
+        <w:t xml:space="preserve"> </w:t>
+      </w:r>
+      <w:r>
+        <w:t xml:space="preserve">— see below.</w:t>
       </w:r>
     </w:p>
     <w:p>
@@ -4037,13 +4050,13 @@
           <w:bCs/>
           <w:b/>
         </w:rPr>
-        <w:t xml:space="preserve">B8</w:t>
-      </w:r>
-      <w:r>
-        <w:t xml:space="preserve"> </w:t>
-      </w:r>
-      <w:r>
-        <w:t xml:space="preserve">— real, and larger than it looks. Two opening-stock Stock Entries credit ₹24,74,400 to</w:t>
+        <w:t xml:space="preserve">B8 — FIXED on 21 September.</w:t>
+      </w:r>
+      <w:r>
+        <w:t xml:space="preserve"> </w:t>
+      </w:r>
+      <w:r>
+        <w:t xml:space="preserve">The reviewer was right and the amount was material. Two opening-stock Stock Entries had credited ₹24,74,400 to</w:t>
       </w:r>
       <w:r>
         <w:t xml:space="preserve"> </w:t>
@@ -4071,7 +4084,7 @@
         <w:t xml:space="preserve"> </w:t>
       </w:r>
       <w:r>
-        <w:t xml:space="preserve">account, so the figure inflates reported profit. The correct treatment posts it against</w:t>
+        <w:t xml:space="preserve">account, inflating reported profit by that much. Reposted against</w:t>
       </w:r>
       <w:r>
         <w:t xml:space="preserve"> </w:t>
@@ -4083,10 +4096,35 @@
         <w:t xml:space="preserve">1910 Temporary Opening</w:t>
       </w:r>
       <w:r>
-        <w:t xml:space="preserve"> </w:t>
-      </w:r>
-      <w:r>
-        <w:t xml:space="preserve">instead. Doing so reduces profit by ₹24.74 lakh and invalidates the current tax provision of ₹5,23,156, so it is a decision about the demonstration’s headline numbers rather than a tidy-up.</w:t>
+        <w:t xml:space="preserve">, which now carries ₹24,74,400 and Stock Adjustment carries nil. Because that moved the bottom line, the tax provision was</w:t>
+      </w:r>
+      <w:r>
+        <w:t xml:space="preserve"> </w:t>
+      </w:r>
+      <w:r>
+        <w:rPr>
+          <w:bCs/>
+          <w:b/>
+        </w:rPr>
+        <w:t xml:space="preserve">recomputed rather than left stale</w:t>
+      </w:r>
+      <w:r>
+        <w:t xml:space="preserve">:</w:t>
+      </w:r>
+      <w:r>
+        <w:t xml:space="preserve"> </w:t>
+      </w:r>
+      <w:r>
+        <w:rPr>
+          <w:rStyle w:val="VerbatimChar"/>
+        </w:rPr>
+        <w:t xml:space="preserve">Provision for Income Tax</w:t>
+      </w:r>
+      <w:r>
+        <w:t xml:space="preserve"> </w:t>
+      </w:r>
+      <w:r>
+        <w:t xml:space="preserve">now stands at ₹15,32,737 on a profit before tax of ₹60,90,022, which is 25.168% — the s.115BAA rate, whose election is a separate open question for the CA. Trial balance still nets to zero.</w:t>
       </w:r>
     </w:p>
     <w:p>
@@ -4102,13 +4140,13 @@
           <w:bCs/>
           <w:b/>
         </w:rPr>
-        <w:t xml:space="preserve">A5</w:t>
-      </w:r>
-      <w:r>
-        <w:t xml:space="preserve"> </w:t>
-      </w:r>
-      <w:r>
-        <w:t xml:space="preserve">— real, and it is a question about the contract rather than the ledger. The journal entry itself is internally correct: it reclassifies ₹1,81,248, exactly 10% of</w:t>
+        <w:t xml:space="preserve">A5 — FIXED on 21 September.</w:t>
+      </w:r>
+      <w:r>
+        <w:t xml:space="preserve"> </w:t>
+      </w:r>
+      <w:r>
+        <w:t xml:space="preserve">The reviewer was right about the symptom and the diagnosis was the contract, not the ledger.</w:t>
       </w:r>
       <w:r>
         <w:t xml:space="preserve"> </w:t>
@@ -4117,10 +4155,108 @@
         <w:rPr>
           <w:rStyle w:val="VerbatimChar"/>
         </w:rPr>
-        <w:t xml:space="preserve">SINV-26-00002</w:t>
-      </w:r>
-      <w:r>
-        <w:t xml:space="preserve">, from Debtors to Retention Receivable against that invoice, same party throughout. The problem is</w:t>
+        <w:t xml:space="preserve">ACC-JV-2026-00007</w:t>
+      </w:r>
+      <w:r>
+        <w:t xml:space="preserve"> </w:t>
+      </w:r>
+      <w:r>
+        <w:t xml:space="preserve">had reclassified ₹1,81,248 to Retention Receivable against</w:t>
+      </w:r>
+      <w:r>
+        <w:t xml:space="preserve"> </w:t>
+      </w:r>
+      <w:r>
+        <w:rPr>
+          <w:bCs/>
+          <w:b/>
+        </w:rPr>
+        <w:t xml:space="preserve">Konark Alloys</w:t>
+      </w:r>
+      <w:r>
+        <w:t xml:space="preserve">, a spares customer with no project and no retention clause. It is reversed by</w:t>
+      </w:r>
+      <w:r>
+        <w:t xml:space="preserve"> </w:t>
+      </w:r>
+      <w:r>
+        <w:rPr>
+          <w:rStyle w:val="VerbatimChar"/>
+        </w:rPr>
+        <w:t xml:space="preserve">ACC-JV-2026-00020</w:t>
+      </w:r>
+      <w:r>
+        <w:t xml:space="preserve">. Retention is now posted where a contract actually calls for it:</w:t>
+      </w:r>
+      <w:r>
+        <w:t xml:space="preserve"> </w:t>
+      </w:r>
+      <w:r>
+        <w:rPr>
+          <w:rStyle w:val="VerbatimChar"/>
+        </w:rPr>
+        <w:t xml:space="preserve">ACC-JV-2026-00021</w:t>
+      </w:r>
+      <w:r>
+        <w:t xml:space="preserve">, ₹4,52,530 against</w:t>
+      </w:r>
+      <w:r>
+        <w:t xml:space="preserve"> </w:t>
+      </w:r>
+      <w:r>
+        <w:rPr>
+          <w:bCs/>
+          <w:b/>
+        </w:rPr>
+        <w:t xml:space="preserve">Ambika Steel Rolling Mills</w:t>
+      </w:r>
+      <w:r>
+        <w:t xml:space="preserve"> </w:t>
+      </w:r>
+      <w:r>
+        <w:t xml:space="preserve">— exactly 10% of</w:t>
+      </w:r>
+      <w:r>
+        <w:t xml:space="preserve"> </w:t>
+      </w:r>
+      <w:r>
+        <w:rPr>
+          <w:rStyle w:val="VerbatimChar"/>
+        </w:rPr>
+        <w:t xml:space="preserve">SINV-26-00005</w:t>
+      </w:r>
+      <w:r>
+        <w:t xml:space="preserve"> </w:t>
+      </w:r>
+      <w:r>
+        <w:t xml:space="preserve">(₹45,25,300), and</w:t>
+      </w:r>
+      <w:r>
+        <w:t xml:space="preserve"> </w:t>
+      </w:r>
+      <w:r>
+        <w:rPr>
+          <w:rStyle w:val="VerbatimChar"/>
+        </w:rPr>
+        <w:t xml:space="preserve">SAL-ORD-2026-00003</w:t>
+      </w:r>
+      <w:r>
+        <w:t xml:space="preserve"> </w:t>
+      </w:r>
+      <w:r>
+        <w:t xml:space="preserve">carries</w:t>
+      </w:r>
+      <w:r>
+        <w:t xml:space="preserve"> </w:t>
+      </w:r>
+      <w:r>
+        <w:rPr>
+          <w:rStyle w:val="VerbatimChar"/>
+        </w:rPr>
+        <w:t xml:space="preserve">retention_percent = 10</w:t>
+      </w:r>
+      <w:r>
+        <w:t xml:space="preserve">. The ledger and the</w:t>
       </w:r>
       <w:r>
         <w:t xml:space="preserve"> </w:t>
@@ -4130,13 +4266,13 @@
           <w:iCs/>
           <w:i/>
         </w:rPr>
-        <w:t xml:space="preserve">which</w:t>
-      </w:r>
-      <w:r>
-        <w:t xml:space="preserve"> </w:t>
-      </w:r>
-      <w:r>
-        <w:t xml:space="preserve">invoice — Konark Alloys is a spares customer with no project and no retention clause, while the</w:t>
+        <w:t xml:space="preserve">Retention and Certificates</w:t>
+      </w:r>
+      <w:r>
+        <w:t xml:space="preserve"> </w:t>
+      </w:r>
+      <w:r>
+        <w:t xml:space="preserve">report now agree on whose money is being held. The operating rule that prevents the recurrence is A2 in the</w:t>
       </w:r>
       <w:r>
         <w:t xml:space="preserve"> </w:t>
@@ -4146,28 +4282,10 @@
           <w:iCs/>
           <w:i/>
         </w:rPr>
-        <w:t xml:space="preserve">Retention and Certificates</w:t>
-      </w:r>
-      <w:r>
-        <w:t xml:space="preserve"> </w:t>
-      </w:r>
-      <w:r>
-        <w:t xml:space="preserve">report computes entitlement from</w:t>
-      </w:r>
-      <w:r>
-        <w:t xml:space="preserve"> </w:t>
-      </w:r>
-      <w:r>
-        <w:rPr>
-          <w:rStyle w:val="VerbatimChar"/>
-        </w:rPr>
-        <w:t xml:space="preserve">Sales Order.retention_percent</w:t>
-      </w:r>
-      <w:r>
-        <w:t xml:space="preserve"> </w:t>
-      </w:r>
-      <w:r>
-        <w:t xml:space="preserve">and so lists Sahyadri and Deccan. The ledger records retention nobody contracted for, and the report never shows what was actually reclassified, so the two can never be reconciled.</w:t>
+        <w:t xml:space="preserve">Operating Recommendations</w:t>
+      </w:r>
+      <w:r>
+        <w:t xml:space="preserve">.</w:t>
       </w:r>
     </w:p>
     <w:p>

--- a/ERP Plan/MSCAST ERP - Independent Review.docx
+++ b/ERP Plan/MSCAST ERP - Independent Review.docx
@@ -1663,7 +1663,20 @@
         <w:t xml:space="preserve"> </w:t>
       </w:r>
       <w:r>
+        <w:rPr>
+          <w:strike/>
+        </w:rPr>
         <w:t xml:space="preserve">That is the single largest commercial exposure, and it is fixable with one page.</w:t>
+      </w:r>
+      <w:r>
+        <w:t xml:space="preserve"> </w:t>
+      </w:r>
+      <w:r>
+        <w:rPr>
+          <w:bCs/>
+          <w:b/>
+        </w:rPr>
+        <w:t xml:space="preserve">The reviewers were reasoning from the documents alone and inferred a commercial relationship that does not exist. See Section G.</w:t>
       </w:r>
     </w:p>
     <w:p>
@@ -2091,6 +2104,9 @@
         <w:pStyle w:val="Compact"/>
       </w:pPr>
       <w:r>
+        <w:rPr>
+          <w:strike/>
+        </w:rPr>
         <w:t xml:space="preserve">One page of signed scope: deliverables, milestones, fee, acceptance test</w:t>
       </w:r>
       <w:r>
@@ -2101,7 +2117,7 @@
           <w:iCs/>
           <w:i/>
         </w:rPr>
-        <w:t xml:space="preserve">(C2)</w:t>
+        <w:t xml:space="preserve">(C2 — superseded; see Section G)</w:t>
       </w:r>
     </w:p>
     <w:p>
@@ -2113,7 +2129,16 @@
         <w:pStyle w:val="Compact"/>
       </w:pPr>
       <w:r>
-        <w:t xml:space="preserve">A support arrangement, or strike Sanjay’s name from the client-facing owner columns</w:t>
+        <w:rPr>
+          <w:strike/>
+        </w:rPr>
+        <w:t xml:space="preserve">A support arrangement, or</w:t>
+      </w:r>
+      <w:r>
+        <w:t xml:space="preserve"> </w:t>
+      </w:r>
+      <w:r>
+        <w:t xml:space="preserve">strike Sanjay’s name from the client-facing owner columns</w:t>
       </w:r>
       <w:r>
         <w:t xml:space="preserve"> </w:t>
@@ -2123,7 +2148,7 @@
           <w:iCs/>
           <w:i/>
         </w:rPr>
-        <w:t xml:space="preserve">(C5)</w:t>
+        <w:t xml:space="preserve">(C5 — partly superseded; see Section G)</w:t>
       </w:r>
     </w:p>
     <w:p>
@@ -2575,22 +2600,46 @@
               <w:t xml:space="preserve">v0.9.0</w:t>
             </w:r>
             <w:r>
-              <w:t xml:space="preserve">; fixtures are exported; the app reinstalls onto an empty site. The residual risk named in section 10 of the POC README is that</w:t>
-            </w:r>
-            <w:r>
+              <w:t xml:space="preserve">; fixtures are exported; the app reinstalls onto an empty site.</w:t>
+            </w:r>
+            <w:r>
+              <w:t xml:space="preserve"> </w:t>
+            </w:r>
+            <w:r>
+              <w:rPr>
+                <w:iCs/>
+                <w:i/>
+              </w:rPr>
+              <w:t xml:space="preserve">(The residual risk named here — that</w:t>
+            </w:r>
+            <w:r>
+              <w:rPr>
+                <w:iCs/>
+                <w:i/>
+              </w:rPr>
               <w:t xml:space="preserve"> </w:t>
             </w:r>
             <w:r>
               <w:rPr>
                 <w:rStyle w:val="VerbatimChar"/>
+                <w:iCs/>
+                <w:i/>
               </w:rPr>
               <w:t xml:space="preserve">reset-poc.sh</w:t>
             </w:r>
             <w:r>
-              <w:t xml:space="preserve"> </w:t>
-            </w:r>
-            <w:r>
-              <w:t xml:space="preserve">has not been re-run end to end since the four most recent scripts joined it</w:t>
+              <w:rPr>
+                <w:iCs/>
+                <w:i/>
+              </w:rPr>
+              <w:t xml:space="preserve"> </w:t>
+            </w:r>
+            <w:r>
+              <w:rPr>
+                <w:iCs/>
+                <w:i/>
+              </w:rPr>
+              <w:t xml:space="preserve">had never been re-run end to end — was tested on 21 September and was real. See Section G: the system reproduces, the demo data does not.)</w:t>
             </w:r>
           </w:p>
         </w:tc>
@@ -4301,23 +4350,45 @@
           <w:bCs/>
           <w:b/>
         </w:rPr>
-        <w:t xml:space="preserve">C1, C2, C3, C5, C6</w:t>
-      </w:r>
-      <w:r>
-        <w:t xml:space="preserve"> </w:t>
-      </w:r>
-      <w:r>
-        <w:t xml:space="preserve">— every structural finding stands untouched. The four real formats and the CA answers are exactly what the Data Request Covering Note asks MSCAST for;</w:t>
-      </w:r>
-      <w:r>
-        <w:t xml:space="preserve"> </w:t>
-      </w:r>
-      <w:r>
-        <w:rPr>
-          <w:bCs/>
-          <w:b/>
-        </w:rPr>
-        <w:t xml:space="preserve">C2, the absence of a signed scope, remains the largest commercial exposure and is still fixable with one page.</w:t>
+        <w:t xml:space="preserve">C1, C3, C6</w:t>
+      </w:r>
+      <w:r>
+        <w:t xml:space="preserve"> </w:t>
+      </w:r>
+      <w:r>
+        <w:t xml:space="preserve">— stand untouched. The four real formats and the CA answers are exactly what the Data Request Covering Note asks MSCAST for.</w:t>
+      </w:r>
+    </w:p>
+    <w:p>
+      <w:pPr>
+        <w:numPr>
+          <w:ilvl w:val="0"/>
+          <w:numId w:val="1009"/>
+        </w:numPr>
+        <w:pStyle w:val="Compact"/>
+      </w:pPr>
+      <w:r>
+        <w:rPr>
+          <w:bCs/>
+          <w:b/>
+        </w:rPr>
+        <w:t xml:space="preserve">C2, C5</w:t>
+      </w:r>
+      <w:r>
+        <w:t xml:space="preserve"> </w:t>
+      </w:r>
+      <w:r>
+        <w:t xml:space="preserve">—</w:t>
+      </w:r>
+      <w:r>
+        <w:t xml:space="preserve"> </w:t>
+      </w:r>
+      <w:r>
+        <w:rPr>
+          <w:iCs/>
+          <w:i/>
+        </w:rPr>
+        <w:t xml:space="preserve">the commercial half of both findings is withdrawn; the delivery half of C5 stands. See Section G.</w:t>
       </w:r>
     </w:p>
     <w:bookmarkEnd w:id="42"/>
@@ -4425,7 +4496,7 @@
     </w:p>
     <w:bookmarkEnd w:id="43"/>
     <w:bookmarkEnd w:id="44"/>
-    <w:bookmarkStart w:id="49" w:name="X65c028d7785520a1f85b8487a0adc69d4ee2d30"/>
+    <w:bookmarkStart w:id="58" w:name="X65c028d7785520a1f85b8487a0adc69d4ee2d30"/>
     <w:p>
       <w:pPr>
         <w:pStyle w:val="Heading1"/>
@@ -5190,7 +5261,1955 @@
       </w:r>
     </w:p>
     <w:bookmarkEnd w:id="48"/>
+    <w:bookmarkStart w:id="49" w:name="Xd8808b9be3435ce88dea2c84cf612a904250f66"/>
+    <w:p>
+      <w:pPr>
+        <w:pStyle w:val="Heading2"/>
+      </w:pPr>
+      <w:r>
+        <w:t xml:space="preserve">C2 and C5 — the commercial findings were based on a relationship that does not exist</w:t>
+      </w:r>
+    </w:p>
+    <w:p>
+      <w:pPr>
+        <w:pStyle w:val="FirstParagraph"/>
+      </w:pPr>
+      <w:r>
+        <w:t xml:space="preserve">Both reviewers worked from the documents alone. From those, the arrangement looks like a consultant delivering an ERP against a proposal, with no signed scope and no fee agreed — which would indeed be a serious exposure. The actual arrangement, stated by Sanjay and recorded here because the finding cannot be assessed without it:</w:t>
+      </w:r>
+    </w:p>
+    <w:p>
+      <w:pPr>
+        <w:numPr>
+          <w:ilvl w:val="0"/>
+          <w:numId w:val="1011"/>
+        </w:numPr>
+        <w:pStyle w:val="Compact"/>
+      </w:pPr>
+      <w:r>
+        <w:rPr>
+          <w:bCs/>
+          <w:b/>
+        </w:rPr>
+        <w:t xml:space="preserve">There is no fee, and there will be no invoice.</w:t>
+      </w:r>
+      <w:r>
+        <w:t xml:space="preserve"> </w:t>
+      </w:r>
+      <w:r>
+        <w:t xml:space="preserve">MSCAST is a family friend. The work is unpaid, and the purpose is to save MSCAST the cost of a commercial implementation.</w:t>
+      </w:r>
+    </w:p>
+    <w:p>
+      <w:pPr>
+        <w:numPr>
+          <w:ilvl w:val="0"/>
+          <w:numId w:val="1011"/>
+        </w:numPr>
+        <w:pStyle w:val="Compact"/>
+      </w:pPr>
+      <w:r>
+        <w:rPr>
+          <w:bCs/>
+          <w:b/>
+        </w:rPr>
+        <w:t xml:space="preserve">It is not competing with the ERPens proposal.</w:t>
+      </w:r>
+      <w:r>
+        <w:t xml:space="preserve"> </w:t>
+      </w:r>
+      <w:r>
+        <w:t xml:space="preserve">It is a demonstration of what is achievable with an AI-assisted build. Measuring it against a declined fixed-bid proposal answers a question nobody asked.</w:t>
+      </w:r>
+    </w:p>
+    <w:p>
+      <w:pPr>
+        <w:numPr>
+          <w:ilvl w:val="0"/>
+          <w:numId w:val="1011"/>
+        </w:numPr>
+        <w:pStyle w:val="Compact"/>
+      </w:pPr>
+      <w:r>
+        <w:rPr>
+          <w:bCs/>
+          <w:b/>
+        </w:rPr>
+        <w:t xml:space="preserve">The codebase is Sanjay’s, and stays at</w:t>
+      </w:r>
+      <w:r>
+        <w:rPr>
+          <w:bCs/>
+          <w:b/>
+        </w:rPr>
+        <w:t xml:space="preserve"> </w:t>
+      </w:r>
+      <w:r>
+        <w:rPr>
+          <w:rStyle w:val="VerbatimChar"/>
+          <w:bCs/>
+          <w:b/>
+        </w:rPr>
+        <w:t xml:space="preserve">github.com/cb1-tech/mscast</w:t>
+      </w:r>
+      <w:r>
+        <w:rPr>
+          <w:bCs/>
+          <w:b/>
+        </w:rPr>
+        <w:t xml:space="preserve">.</w:t>
+      </w:r>
+      <w:r>
+        <w:t xml:space="preserve"> </w:t>
+      </w:r>
+      <w:r>
+        <w:t xml:space="preserve">Ownership is settled, not outstanding.</w:t>
+      </w:r>
+    </w:p>
+    <w:p>
+      <w:pPr>
+        <w:pStyle w:val="FirstParagraph"/>
+      </w:pPr>
+      <w:r>
+        <w:rPr>
+          <w:bCs/>
+          <w:b/>
+        </w:rPr>
+        <w:t xml:space="preserve">What that withdraws.</w:t>
+      </w:r>
+      <w:r>
+        <w:t xml:space="preserve"> </w:t>
+      </w:r>
+      <w:r>
+        <w:t xml:space="preserve">C2 in its stated form —</w:t>
+      </w:r>
+      <w:r>
+        <w:t xml:space="preserve"> </w:t>
+      </w:r>
+      <w:r>
+        <w:t xml:space="preserve">“</w:t>
+      </w:r>
+      <w:r>
+        <w:t xml:space="preserve">the single largest commercial exposure</w:t>
+      </w:r>
+      <w:r>
+        <w:t xml:space="preserve">”</w:t>
+      </w:r>
+      <w:r>
+        <w:t xml:space="preserve">,</w:t>
+      </w:r>
+      <w:r>
+        <w:t xml:space="preserve"> </w:t>
+      </w:r>
+      <w:r>
+        <w:t xml:space="preserve">“</w:t>
+      </w:r>
+      <w:r>
+        <w:t xml:space="preserve">fixable with one page of signed scope</w:t>
+      </w:r>
+      <w:r>
+        <w:t xml:space="preserve">”</w:t>
+      </w:r>
+      <w:r>
+        <w:t xml:space="preserve"> </w:t>
+      </w:r>
+      <w:r>
+        <w:t xml:space="preserve">— is withdrawn. There is no fee to dispute, no milestone to miss, no acceptance criterion to fail against, and no invoice that a scope document would protect. Recommendation 5 in Section E goes with it. Likewise the</w:t>
+      </w:r>
+      <w:r>
+        <w:t xml:space="preserve"> </w:t>
+      </w:r>
+      <w:r>
+        <w:rPr>
+          <w:iCs/>
+          <w:i/>
+        </w:rPr>
+        <w:t xml:space="preserve">support-agreement</w:t>
+      </w:r>
+      <w:r>
+        <w:t xml:space="preserve"> </w:t>
+      </w:r>
+      <w:r>
+        <w:t xml:space="preserve">half of C5: there is no commercial obligation to formalise, because there is no commercial relationship.</w:t>
+      </w:r>
+    </w:p>
+    <w:p>
+      <w:pPr>
+        <w:pStyle w:val="BodyText"/>
+      </w:pPr>
+      <w:r>
+        <w:rPr>
+          <w:bCs/>
+          <w:b/>
+        </w:rPr>
+        <w:t xml:space="preserve">What survives, and is the real risk.</w:t>
+      </w:r>
+      <w:r>
+        <w:t xml:space="preserve"> </w:t>
+      </w:r>
+      <w:r>
+        <w:t xml:space="preserve">Two things, neither of them commercial:</w:t>
+      </w:r>
+    </w:p>
+    <w:p>
+      <w:pPr>
+        <w:numPr>
+          <w:ilvl w:val="0"/>
+          <w:numId w:val="1012"/>
+        </w:numPr>
+      </w:pPr>
+      <w:r>
+        <w:rPr>
+          <w:bCs/>
+          <w:b/>
+        </w:rPr>
+        <w:t xml:space="preserve">Expectation, not contract.</w:t>
+      </w:r>
+      <w:r>
+        <w:t xml:space="preserve"> </w:t>
+      </w:r>
+      <w:r>
+        <w:t xml:space="preserve">If MSCAST reads</w:t>
+      </w:r>
+      <w:r>
+        <w:t xml:space="preserve"> </w:t>
+      </w:r>
+      <w:r>
+        <w:t xml:space="preserve">“</w:t>
+      </w:r>
+      <w:r>
+        <w:t xml:space="preserve">97 of 97 requirements implemented</w:t>
+      </w:r>
+      <w:r>
+        <w:t xml:space="preserve">”</w:t>
+      </w:r>
+      <w:r>
+        <w:t xml:space="preserve"> </w:t>
+      </w:r>
+      <w:r>
+        <w:t xml:space="preserve">as a finished system rather than</w:t>
+      </w:r>
+      <w:r>
+        <w:t xml:space="preserve"> </w:t>
+      </w:r>
+      <w:r>
+        <w:rPr>
+          <w:iCs/>
+          <w:i/>
+        </w:rPr>
+        <w:t xml:space="preserve">a reading of their requirement document, offered for correction</w:t>
+      </w:r>
+      <w:r>
+        <w:t xml:space="preserve">, the first</w:t>
+      </w:r>
+      <w:r>
+        <w:t xml:space="preserve"> </w:t>
+      </w:r>
+      <w:r>
+        <w:t xml:space="preserve">“</w:t>
+      </w:r>
+      <w:r>
+        <w:t xml:space="preserve">that isn’t how we do it</w:t>
+      </w:r>
+      <w:r>
+        <w:t xml:space="preserve">”</w:t>
+      </w:r>
+      <w:r>
+        <w:t xml:space="preserve"> </w:t>
+      </w:r>
+      <w:r>
+        <w:t xml:space="preserve">costs more credibility than any of the defects in this review. That was the useful part of C1 and C2, and it stands — but the fix is how the work is</w:t>
+      </w:r>
+      <w:r>
+        <w:t xml:space="preserve"> </w:t>
+      </w:r>
+      <w:r>
+        <w:rPr>
+          <w:bCs/>
+          <w:b/>
+        </w:rPr>
+        <w:t xml:space="preserve">presented in the room</w:t>
+      </w:r>
+      <w:r>
+        <w:t xml:space="preserve">, not a document anyone signs.</w:t>
+      </w:r>
+    </w:p>
+    <w:p>
+      <w:pPr>
+        <w:numPr>
+          <w:ilvl w:val="0"/>
+          <w:numId w:val="1012"/>
+        </w:numPr>
+      </w:pPr>
+      <w:r>
+        <w:rPr>
+          <w:bCs/>
+          <w:b/>
+        </w:rPr>
+        <w:t xml:space="preserve">Dependence on one person.</w:t>
+      </w:r>
+      <w:r>
+        <w:t xml:space="preserve"> </w:t>
+      </w:r>
+      <w:r>
+        <w:t xml:space="preserve">MSCAST would be relying, indefinitely and informally, on one individual in another country for users, print formats, mail, backups and upgrades — with no obligation on either side, which cuts both ways. Goodwill is not an operating model, and it ends the day the individual is unavailable. The</w:t>
+      </w:r>
+      <w:r>
+        <w:t xml:space="preserve"> </w:t>
+      </w:r>
+      <w:r>
+        <w:rPr>
+          <w:iCs/>
+          <w:i/>
+        </w:rPr>
+        <w:t xml:space="preserve">delivery</w:t>
+      </w:r>
+      <w:r>
+        <w:t xml:space="preserve"> </w:t>
+      </w:r>
+      <w:r>
+        <w:t xml:space="preserve">half of C5 therefore stands and is the finding that matters most in this section.</w:t>
+      </w:r>
+    </w:p>
+    <w:p>
+      <w:pPr>
+        <w:numPr>
+          <w:ilvl w:val="0"/>
+          <w:numId w:val="1000"/>
+        </w:numPr>
+      </w:pPr>
+      <w:r>
+        <w:t xml:space="preserve">What reduces it is not paperwork but the things that make the system maintainable by someone else: the installable</w:t>
+      </w:r>
+      <w:r>
+        <w:t xml:space="preserve"> </w:t>
+      </w:r>
+      <w:r>
+        <w:rPr>
+          <w:rStyle w:val="VerbatimChar"/>
+        </w:rPr>
+        <w:t xml:space="preserve">mscast_erp</w:t>
+      </w:r>
+      <w:r>
+        <w:t xml:space="preserve"> </w:t>
+      </w:r>
+      <w:r>
+        <w:t xml:space="preserve">app rather than database-resident configuration, the fixtures, the 31 build checks, the reproducible rebuild, and documentation written for a reader who was not there. Those exist. What remains is naming someone at MSCAST who can run the monthly and annual jobs the SOPs describe, and proving the rebuild and the restore actually work rather than asserting they do.</w:t>
+      </w:r>
+    </w:p>
+    <w:p>
+      <w:pPr>
+        <w:pStyle w:val="FirstParagraph"/>
+      </w:pPr>
+      <w:r>
+        <w:rPr>
+          <w:bCs/>
+          <w:b/>
+        </w:rPr>
+        <w:t xml:space="preserve">Why this is recorded rather than edited away.</w:t>
+      </w:r>
+      <w:r>
+        <w:t xml:space="preserve"> </w:t>
+      </w:r>
+      <w:r>
+        <w:t xml:space="preserve">The reviewers were not careless; they had no way to know. Their reasoning from the available evidence was sound, and the finding it produced was wrong. That is worth keeping visible, because it is the same failure mode as B2 — a confident conclusion from documents rather than from the system — and it argues for the same correction: ask, then conclude.</w:t>
+      </w:r>
+    </w:p>
     <w:bookmarkEnd w:id="49"/>
+    <w:bookmarkStart w:id="50" w:name="X8522a4ded56f7ccdf4fd0e266ba65c1576809f9"/>
+    <w:p>
+      <w:pPr>
+        <w:pStyle w:val="Heading2"/>
+      </w:pPr>
+      <w:r>
+        <w:t xml:space="preserve">C4 — the rebuild was tested for the first time, and it did not rebuild the system</w:t>
+      </w:r>
+    </w:p>
+    <w:p>
+      <w:pPr>
+        <w:pStyle w:val="FirstParagraph"/>
+      </w:pPr>
+      <w:r>
+        <w:rPr>
+          <w:rStyle w:val="VerbatimChar"/>
+        </w:rPr>
+        <w:t xml:space="preserve">reset-poc.sh</w:t>
+      </w:r>
+      <w:r>
+        <w:t xml:space="preserve"> </w:t>
+      </w:r>
+      <w:r>
+        <w:t xml:space="preserve">had never been run end to end. It was run three times on 21 September, from empty, against the live stack. What it produced was</w:t>
+      </w:r>
+      <w:r>
+        <w:t xml:space="preserve"> </w:t>
+      </w:r>
+      <w:r>
+        <w:rPr>
+          <w:bCs/>
+          <w:b/>
+        </w:rPr>
+        <w:t xml:space="preserve">not</w:t>
+      </w:r>
+      <w:r>
+        <w:t xml:space="preserve"> </w:t>
+      </w:r>
+      <w:r>
+        <w:t xml:space="preserve">the system:</w:t>
+      </w:r>
+      <w:r>
+        <w:t xml:space="preserve"> </w:t>
+      </w:r>
+      <w:r>
+        <w:rPr>
+          <w:bCs/>
+          <w:b/>
+        </w:rPr>
+        <w:t xml:space="preserve">23 PASS, 3 WARN, 5 FAIL of 31</w:t>
+      </w:r>
+      <w:r>
+        <w:t xml:space="preserve">, a balance sheet of ₹11,94,435 against the real ₹1,79,02,695, and a loss of ₹8,22,182 where the system shows a profit of ₹47,26,266.</w:t>
+      </w:r>
+    </w:p>
+    <w:p>
+      <w:pPr>
+        <w:pStyle w:val="BodyText"/>
+      </w:pPr>
+      <w:r>
+        <w:rPr>
+          <w:bCs/>
+          <w:b/>
+        </w:rPr>
+        <w:t xml:space="preserve">The first cause was a missing step that was never written down.</w:t>
+      </w:r>
+      <w:r>
+        <w:t xml:space="preserve"> </w:t>
+      </w:r>
+      <w:r>
+        <w:t xml:space="preserve">The compose</w:t>
+      </w:r>
+      <w:r>
+        <w:t xml:space="preserve"> </w:t>
+      </w:r>
+      <w:r>
+        <w:rPr>
+          <w:rStyle w:val="VerbatimChar"/>
+        </w:rPr>
+        <w:t xml:space="preserve">create-site</w:t>
+      </w:r>
+      <w:r>
+        <w:t xml:space="preserve"> </w:t>
+      </w:r>
+      <w:r>
+        <w:t xml:space="preserve">service runs</w:t>
+      </w:r>
+      <w:r>
+        <w:t xml:space="preserve"> </w:t>
+      </w:r>
+      <w:r>
+        <w:rPr>
+          <w:rStyle w:val="VerbatimChar"/>
+        </w:rPr>
+        <w:t xml:space="preserve">bench new-site --install-app erpnext</w:t>
+      </w:r>
+      <w:r>
+        <w:t xml:space="preserve"> </w:t>
+      </w:r>
+      <w:r>
+        <w:t xml:space="preserve">and nothing more.</w:t>
+      </w:r>
+      <w:r>
+        <w:t xml:space="preserve"> </w:t>
+      </w:r>
+      <w:r>
+        <w:rPr>
+          <w:rStyle w:val="VerbatimChar"/>
+        </w:rPr>
+        <w:t xml:space="preserve">india_compliance</w:t>
+      </w:r>
+      <w:r>
+        <w:t xml:space="preserve">,</w:t>
+      </w:r>
+      <w:r>
+        <w:t xml:space="preserve"> </w:t>
+      </w:r>
+      <w:r>
+        <w:rPr>
+          <w:rStyle w:val="VerbatimChar"/>
+        </w:rPr>
+        <w:t xml:space="preserve">hrms</w:t>
+      </w:r>
+      <w:r>
+        <w:t xml:space="preserve">,</w:t>
+      </w:r>
+      <w:r>
+        <w:t xml:space="preserve"> </w:t>
+      </w:r>
+      <w:r>
+        <w:rPr>
+          <w:rStyle w:val="VerbatimChar"/>
+        </w:rPr>
+        <w:t xml:space="preserve">india_payroll</w:t>
+      </w:r>
+      <w:r>
+        <w:t xml:space="preserve"> </w:t>
+      </w:r>
+      <w:r>
+        <w:t xml:space="preserve">and</w:t>
+      </w:r>
+      <w:r>
+        <w:t xml:space="preserve"> </w:t>
+      </w:r>
+      <w:r>
+        <w:rPr>
+          <w:rStyle w:val="VerbatimChar"/>
+        </w:rPr>
+        <w:t xml:space="preserve">mscast_erp</w:t>
+      </w:r>
+      <w:r>
+        <w:t xml:space="preserve"> </w:t>
+      </w:r>
+      <w:r>
+        <w:t xml:space="preserve">had been installed by hand on the live site at some point, and that was never recorded anywhere. Eighty-three seed steps failed on the first run with</w:t>
+      </w:r>
+      <w:r>
+        <w:t xml:space="preserve"> </w:t>
+      </w:r>
+      <w:r>
+        <w:rPr>
+          <w:rStyle w:val="VerbatimChar"/>
+        </w:rPr>
+        <w:t xml:space="preserve">tabSalary Slip doesn't exist</w:t>
+      </w:r>
+      <w:r>
+        <w:t xml:space="preserve">,</w:t>
+      </w:r>
+      <w:r>
+        <w:t xml:space="preserve"> </w:t>
+      </w:r>
+      <w:r>
+        <w:rPr>
+          <w:rStyle w:val="VerbatimChar"/>
+        </w:rPr>
+        <w:t xml:space="preserve">tabGST HSN Code doesn't exist</w:t>
+      </w:r>
+      <w:r>
+        <w:t xml:space="preserve">,</w:t>
+      </w:r>
+      <w:r>
+        <w:t xml:space="preserve"> </w:t>
+      </w:r>
+      <w:r>
+        <w:rPr>
+          <w:rStyle w:val="VerbatimChar"/>
+        </w:rPr>
+        <w:t xml:space="preserve">tabPayroll Entry doesn't exist</w:t>
+      </w:r>
+      <w:r>
+        <w:t xml:space="preserve">. The script now installs all four in dependency order and</w:t>
+      </w:r>
+      <w:r>
+        <w:t xml:space="preserve"> </w:t>
+      </w:r>
+      <w:r>
+        <w:rPr>
+          <w:bCs/>
+          <w:b/>
+        </w:rPr>
+        <w:t xml:space="preserve">aborts</w:t>
+      </w:r>
+      <w:r>
+        <w:t xml:space="preserve"> </w:t>
+      </w:r>
+      <w:r>
+        <w:t xml:space="preserve">if any is missing, rather than continuing and producing a site that looks built.</w:t>
+      </w:r>
+    </w:p>
+    <w:p>
+      <w:pPr>
+        <w:pStyle w:val="BodyText"/>
+      </w:pPr>
+      <w:r>
+        <w:rPr>
+          <w:bCs/>
+          <w:b/>
+        </w:rPr>
+        <w:t xml:space="preserve">The second cause is structural and is not fixed.</w:t>
+      </w:r>
+      <w:r>
+        <w:t xml:space="preserve"> </w:t>
+      </w:r>
+      <w:r>
+        <w:t xml:space="preserve">With all six apps present, 76 seed steps still failed, in a cascade:</w:t>
+      </w:r>
+      <w:r>
+        <w:t xml:space="preserve"> </w:t>
+      </w:r>
+      <w:r>
+        <w:rPr>
+          <w:rStyle w:val="VerbatimChar"/>
+        </w:rPr>
+        <w:t xml:space="preserve">Could not find Customer: Sahyadri Steels Ltd (DEMO)</w:t>
+      </w:r>
+      <w:r>
+        <w:t xml:space="preserve">,</w:t>
+      </w:r>
+      <w:r>
+        <w:t xml:space="preserve"> </w:t>
+      </w:r>
+      <w:r>
+        <w:rPr>
+          <w:rStyle w:val="VerbatimChar"/>
+        </w:rPr>
+        <w:t xml:space="preserve">Could not find Item Code: FA-CAD-WS</w:t>
+      </w:r>
+      <w:r>
+        <w:t xml:space="preserve">,</w:t>
+      </w:r>
+      <w:r>
+        <w:t xml:space="preserve"> </w:t>
+      </w:r>
+      <w:r>
+        <w:rPr>
+          <w:rStyle w:val="VerbatimChar"/>
+        </w:rPr>
+        <w:t xml:space="preserve">Could not find Component: Conveyance Allowance</w:t>
+      </w:r>
+      <w:r>
+        <w:t xml:space="preserve">. The seed scripts are a</w:t>
+      </w:r>
+      <w:r>
+        <w:t xml:space="preserve"> </w:t>
+      </w:r>
+      <w:r>
+        <w:rPr>
+          <w:bCs/>
+          <w:b/>
+        </w:rPr>
+        <w:t xml:space="preserve">historical record of how the POC was explored</w:t>
+      </w:r>
+      <w:r>
+        <w:t xml:space="preserve">, not a designed build order — masters are created by scripts numbered 150+ but referenced by scripts numbered 25, and a dozen</w:t>
+      </w:r>
+      <w:r>
+        <w:t xml:space="preserve"> </w:t>
+      </w:r>
+      <w:r>
+        <w:rPr>
+          <w:rStyle w:val="VerbatimChar"/>
+        </w:rPr>
+        <w:t xml:space="preserve">*_fix</w:t>
+      </w:r>
+      <w:r>
+        <w:t xml:space="preserve">,</w:t>
+      </w:r>
+      <w:r>
+        <w:t xml:space="preserve"> </w:t>
+      </w:r>
+      <w:r>
+        <w:rPr>
+          <w:rStyle w:val="VerbatimChar"/>
+        </w:rPr>
+        <w:t xml:space="preserve">*_fix2</w:t>
+      </w:r>
+      <w:r>
+        <w:t xml:space="preserve">,</w:t>
+      </w:r>
+      <w:r>
+        <w:t xml:space="preserve"> </w:t>
+      </w:r>
+      <w:r>
+        <w:rPr>
+          <w:rStyle w:val="VerbatimChar"/>
+        </w:rPr>
+        <w:t xml:space="preserve">*_fix3</w:t>
+      </w:r>
+      <w:r>
+        <w:t xml:space="preserve"> </w:t>
+      </w:r>
+      <w:r>
+        <w:t xml:space="preserve">scripts exist precisely because things were repaired in the order they were discovered. Replaying that sequence on an empty database does not reconstruct what days of interactive work produced.</w:t>
+      </w:r>
+    </w:p>
+    <w:p>
+      <w:pPr>
+        <w:pStyle w:val="BodyText"/>
+      </w:pPr>
+      <w:r>
+        <w:rPr>
+          <w:bCs/>
+          <w:b/>
+        </w:rPr>
+        <w:t xml:space="preserve">What this does and does not mean.</w:t>
+      </w:r>
+      <w:r>
+        <w:t xml:space="preserve"> </w:t>
+      </w:r>
+      <w:r>
+        <w:t xml:space="preserve">It is worth separating carefully, because the headline sounds worse than the finding:</w:t>
+      </w:r>
+    </w:p>
+    <w:tbl>
+      <w:tblPr>
+        <w:tblStyle w:val="Table"/>
+        <w:tblW w:type="pct" w:w="5000"/>
+        <w:tblLook w:firstRow="1" w:lastRow="0" w:firstColumn="0" w:lastColumn="0" w:noHBand="0" w:noVBand="0" w:val="0020"/>
+        <w:jc w:val="start"/>
+      </w:tblPr>
+      <w:tblGrid>
+        <w:gridCol w:w="3960"/>
+        <w:gridCol w:w="3960"/>
+      </w:tblGrid>
+      <w:tr>
+        <w:trPr>
+          <w:tblHeader w:val="true"/>
+        </w:trPr>
+        <w:tc>
+          <w:tcPr/>
+          <w:p>
+            <w:pPr>
+              <w:pStyle w:val="Compact"/>
+            </w:pPr>
+          </w:p>
+        </w:tc>
+        <w:tc>
+          <w:tcPr/>
+          <w:p>
+            <w:pPr>
+              <w:pStyle w:val="Compact"/>
+              <w:jc w:val="left"/>
+            </w:pPr>
+            <w:r>
+              <w:t xml:space="preserve">Reproduces from empty?</w:t>
+            </w:r>
+          </w:p>
+        </w:tc>
+      </w:tr>
+      <w:tr>
+        <w:tc>
+          <w:tcPr/>
+          <w:p>
+            <w:pPr>
+              <w:pStyle w:val="Compact"/>
+              <w:jc w:val="left"/>
+            </w:pPr>
+            <w:r>
+              <w:rPr>
+                <w:bCs/>
+                <w:b/>
+              </w:rPr>
+              <w:t xml:space="preserve">The system</w:t>
+            </w:r>
+            <w:r>
+              <w:t xml:space="preserve"> </w:t>
+            </w:r>
+            <w:r>
+              <w:t xml:space="preserve">— doctypes, 28 reports, 5 workflows, print formats, roles and permissions, the BRM payment control, the approval matrix</w:t>
+            </w:r>
+          </w:p>
+        </w:tc>
+        <w:tc>
+          <w:tcPr/>
+          <w:p>
+            <w:pPr>
+              <w:pStyle w:val="Compact"/>
+              <w:jc w:val="left"/>
+            </w:pPr>
+            <w:r>
+              <w:rPr>
+                <w:bCs/>
+                <w:b/>
+              </w:rPr>
+              <w:t xml:space="preserve">Yes.</w:t>
+            </w:r>
+            <w:r>
+              <w:t xml:space="preserve"> </w:t>
+            </w:r>
+            <w:r>
+              <w:t xml:space="preserve">Every configuration check passed on the rebuilt site: T2, T6b, T6c, T6d, T6h, T6i, T6j, T7b. That is the</w:t>
+            </w:r>
+            <w:r>
+              <w:t xml:space="preserve"> </w:t>
+            </w:r>
+            <w:r>
+              <w:rPr>
+                <w:rStyle w:val="VerbatimChar"/>
+              </w:rPr>
+              <w:t xml:space="preserve">mscast_erp</w:t>
+            </w:r>
+            <w:r>
+              <w:t xml:space="preserve"> </w:t>
+            </w:r>
+            <w:r>
+              <w:t xml:space="preserve">app and its fixtures doing their job.</w:t>
+            </w:r>
+          </w:p>
+        </w:tc>
+      </w:tr>
+      <w:tr>
+        <w:tc>
+          <w:tcPr/>
+          <w:p>
+            <w:pPr>
+              <w:pStyle w:val="Compact"/>
+              <w:jc w:val="left"/>
+            </w:pPr>
+            <w:r>
+              <w:rPr>
+                <w:bCs/>
+                <w:b/>
+              </w:rPr>
+              <w:t xml:space="preserve">The demo data</w:t>
+            </w:r>
+            <w:r>
+              <w:t xml:space="preserve"> </w:t>
+            </w:r>
+            <w:r>
+              <w:t xml:space="preserve">— customers, projects, invoices, payroll, the worked examples</w:t>
+            </w:r>
+          </w:p>
+        </w:tc>
+        <w:tc>
+          <w:tcPr/>
+          <w:p>
+            <w:pPr>
+              <w:pStyle w:val="Compact"/>
+              <w:jc w:val="left"/>
+            </w:pPr>
+            <w:r>
+              <w:rPr>
+                <w:bCs/>
+                <w:b/>
+              </w:rPr>
+              <w:t xml:space="preserve">No.</w:t>
+            </w:r>
+            <w:r>
+              <w:t xml:space="preserve"> </w:t>
+            </w:r>
+            <w:r>
+              <w:t xml:space="preserve">Every failure was a data failure.</w:t>
+            </w:r>
+          </w:p>
+        </w:tc>
+      </w:tr>
+    </w:tbl>
+    <w:p>
+      <w:pPr>
+        <w:pStyle w:val="BodyText"/>
+      </w:pPr>
+      <w:r>
+        <w:t xml:space="preserve">So the thing C4 actually asked for —</w:t>
+      </w:r>
+      <w:r>
+        <w:t xml:space="preserve"> </w:t>
+      </w:r>
+      <w:r>
+        <w:rPr>
+          <w:iCs/>
+          <w:i/>
+        </w:rPr>
+        <w:t xml:space="preserve">can MSCAST rebuild, upgrade, or hand this to another Frappe partner</w:t>
+      </w:r>
+      <w:r>
+        <w:t xml:space="preserve"> </w:t>
+      </w:r>
+      <w:r>
+        <w:t xml:space="preserve">— is answered</w:t>
+      </w:r>
+      <w:r>
+        <w:t xml:space="preserve"> </w:t>
+      </w:r>
+      <w:r>
+        <w:rPr>
+          <w:bCs/>
+          <w:b/>
+        </w:rPr>
+        <w:t xml:space="preserve">yes for the system</w:t>
+      </w:r>
+      <w:r>
+        <w:t xml:space="preserve">. What does not replay is a demonstration dataset, which a production deployment would never want: MSCAST installs the app and enters its own data.</w:t>
+      </w:r>
+    </w:p>
+    <w:p>
+      <w:pPr>
+        <w:pStyle w:val="BodyText"/>
+      </w:pPr>
+      <w:r>
+        <w:rPr>
+          <w:bCs/>
+          <w:b/>
+        </w:rPr>
+        <w:t xml:space="preserve">The practical conclusion is to stop treating the seed scripts as the rebuild mechanism.</w:t>
+      </w:r>
+      <w:r>
+        <w:t xml:space="preserve"> </w:t>
+      </w:r>
+      <w:r>
+        <w:t xml:space="preserve">There are two reproduction paths, and they are for different things:</w:t>
+      </w:r>
+    </w:p>
+    <w:p>
+      <w:pPr>
+        <w:numPr>
+          <w:ilvl w:val="0"/>
+          <w:numId w:val="1013"/>
+        </w:numPr>
+        <w:pStyle w:val="Compact"/>
+      </w:pPr>
+      <w:r>
+        <w:rPr>
+          <w:bCs/>
+          <w:b/>
+        </w:rPr>
+        <w:t xml:space="preserve">A fresh MSCAST system</w:t>
+      </w:r>
+      <w:r>
+        <w:t xml:space="preserve"> </w:t>
+      </w:r>
+      <w:r>
+        <w:t xml:space="preserve">— create the site, install the six apps, let the app’s fixtures configure it. This works today and is what a production install is.</w:t>
+      </w:r>
+    </w:p>
+    <w:p>
+      <w:pPr>
+        <w:numPr>
+          <w:ilvl w:val="0"/>
+          <w:numId w:val="1013"/>
+        </w:numPr>
+        <w:pStyle w:val="Compact"/>
+      </w:pPr>
+      <w:r>
+        <w:rPr>
+          <w:bCs/>
+          <w:b/>
+        </w:rPr>
+        <w:t xml:space="preserve">This exact system, with its data</w:t>
+      </w:r>
+      <w:r>
+        <w:t xml:space="preserve"> </w:t>
+      </w:r>
+      <w:r>
+        <w:t xml:space="preserve">— restore a backup. This was tested on the same day and works: the backup restored into a separate site and passed all 31 checks identically, and when the rebuild left the demo broken, the same backup restored it in under three minutes.</w:t>
+      </w:r>
+    </w:p>
+    <w:p>
+      <w:pPr>
+        <w:pStyle w:val="FirstParagraph"/>
+      </w:pPr>
+      <w:r>
+        <w:t xml:space="preserve">Repairing eighty exploratory scripts into a designed build order is a real piece of work with little production value. It is recorded here as a known limitation rather than quietly left as an untested claim.</w:t>
+      </w:r>
+    </w:p>
+    <w:bookmarkEnd w:id="50"/>
+    <w:bookmarkStart w:id="51" w:name="X72dc83cb2b01b29771882994d6cfd928fc39605"/>
+    <w:p>
+      <w:pPr>
+        <w:pStyle w:val="Heading2"/>
+      </w:pPr>
+      <w:r>
+        <w:t xml:space="preserve">Two mistakes made during that testing, recorded because the fixes are in the tooling</w:t>
+      </w:r>
+    </w:p>
+    <w:p>
+      <w:pPr>
+        <w:pStyle w:val="FirstParagraph"/>
+      </w:pPr>
+      <w:r>
+        <w:t xml:space="preserve">Both were mine, and both are the kind that waste an afternoon silently.</w:t>
+      </w:r>
+    </w:p>
+    <w:p>
+      <w:pPr>
+        <w:numPr>
+          <w:ilvl w:val="0"/>
+          <w:numId w:val="1014"/>
+        </w:numPr>
+        <w:pStyle w:val="Compact"/>
+      </w:pPr>
+      <w:r>
+        <w:rPr>
+          <w:bCs/>
+          <w:b/>
+        </w:rPr>
+        <w:t xml:space="preserve">A running shell script was edited in place.</w:t>
+      </w:r>
+      <w:r>
+        <w:t xml:space="preserve"> </w:t>
+      </w:r>
+      <w:r>
+        <w:rPr>
+          <w:rStyle w:val="VerbatimChar"/>
+        </w:rPr>
+        <w:t xml:space="preserve">bash</w:t>
+      </w:r>
+      <w:r>
+        <w:t xml:space="preserve"> </w:t>
+      </w:r>
+      <w:r>
+        <w:t xml:space="preserve">reads a script lazily, by byte offset, as it executes. Editing</w:t>
+      </w:r>
+      <w:r>
+        <w:t xml:space="preserve"> </w:t>
+      </w:r>
+      <w:r>
+        <w:rPr>
+          <w:rStyle w:val="VerbatimChar"/>
+        </w:rPr>
+        <w:t xml:space="preserve">reset-poc.sh</w:t>
+      </w:r>
+      <w:r>
+        <w:t xml:space="preserve"> </w:t>
+      </w:r>
+      <w:r>
+        <w:t xml:space="preserve">during a 25-minute run made</w:t>
+      </w:r>
+      <w:r>
+        <w:t xml:space="preserve"> </w:t>
+      </w:r>
+      <w:r>
+        <w:rPr>
+          <w:rStyle w:val="VerbatimChar"/>
+        </w:rPr>
+        <w:t xml:space="preserve">bash</w:t>
+      </w:r>
+      <w:r>
+        <w:t xml:space="preserve"> </w:t>
+      </w:r>
+      <w:r>
+        <w:t xml:space="preserve">resume at the old offset inside the new text and die with</w:t>
+      </w:r>
+      <w:r>
+        <w:t xml:space="preserve"> </w:t>
+      </w:r>
+      <w:r>
+        <w:rPr>
+          <w:rStyle w:val="VerbatimChar"/>
+        </w:rPr>
+        <w:t xml:space="preserve">app: unbound variable</w:t>
+      </w:r>
+      <w:r>
+        <w:t xml:space="preserve">. The runner now copies the script to a snapshot and runs that, so a run cannot be disturbed by an edit.</w:t>
+      </w:r>
+    </w:p>
+    <w:p>
+      <w:pPr>
+        <w:numPr>
+          <w:ilvl w:val="0"/>
+          <w:numId w:val="1014"/>
+        </w:numPr>
+        <w:pStyle w:val="Compact"/>
+      </w:pPr>
+      <w:r>
+        <w:rPr>
+          <w:bCs/>
+          <w:b/>
+        </w:rPr>
+        <w:t xml:space="preserve">A guard that could never match.</w:t>
+      </w:r>
+      <w:r>
+        <w:t xml:space="preserve"> </w:t>
+      </w:r>
+      <w:r>
+        <w:t xml:space="preserve">The check for</w:t>
+      </w:r>
+      <w:r>
+        <w:t xml:space="preserve"> </w:t>
+      </w:r>
+      <w:r>
+        <w:t xml:space="preserve">“</w:t>
+      </w:r>
+      <w:r>
+        <w:t xml:space="preserve">did the app install?</w:t>
+      </w:r>
+      <w:r>
+        <w:t xml:space="preserve">”</w:t>
+      </w:r>
+      <w:r>
+        <w:t xml:space="preserve"> </w:t>
+      </w:r>
+      <w:r>
+        <w:t xml:space="preserve">compared</w:t>
+      </w:r>
+      <w:r>
+        <w:t xml:space="preserve"> </w:t>
+      </w:r>
+      <w:r>
+        <w:rPr>
+          <w:rStyle w:val="VerbatimChar"/>
+        </w:rPr>
+        <w:t xml:space="preserve">bench list-apps</w:t>
+      </w:r>
+      <w:r>
+        <w:t xml:space="preserve"> </w:t>
+      </w:r>
+      <w:r>
+        <w:t xml:space="preserve">output with an exact-match grep, but that command prints</w:t>
+      </w:r>
+      <w:r>
+        <w:t xml:space="preserve"> </w:t>
+      </w:r>
+      <w:r>
+        <w:rPr>
+          <w:rStyle w:val="VerbatimChar"/>
+        </w:rPr>
+        <w:t xml:space="preserve">frappe  16.34.0  UNVERSIONED</w:t>
+      </w:r>
+      <w:r>
+        <w:t xml:space="preserve">. The guard failed on a</w:t>
+      </w:r>
+      <w:r>
+        <w:t xml:space="preserve"> </w:t>
+      </w:r>
+      <w:r>
+        <w:rPr>
+          <w:bCs/>
+          <w:b/>
+        </w:rPr>
+        <w:t xml:space="preserve">successful</w:t>
+      </w:r>
+      <w:r>
+        <w:t xml:space="preserve"> </w:t>
+      </w:r>
+      <w:r>
+        <w:t xml:space="preserve">install and aborted a good run. It now compares the first column only, in one helper used by every check.</w:t>
+      </w:r>
+    </w:p>
+    <w:bookmarkEnd w:id="51"/>
+    <w:bookmarkStart w:id="52" w:name="Xe45478a0d954dd6fe367d0a3a8e289fe58e19e9"/>
+    <w:p>
+      <w:pPr>
+        <w:pStyle w:val="Heading2"/>
+      </w:pPr>
+      <w:r>
+        <w:t xml:space="preserve">The fresh install was tested, and found a defect on the live system</w:t>
+      </w:r>
+    </w:p>
+    <w:p>
+      <w:pPr>
+        <w:pStyle w:val="FirstParagraph"/>
+      </w:pPr>
+      <w:r>
+        <w:t xml:space="preserve">A script that builds a fresh MSCAST system - new site, six apps, no demo data - was written and run on 21 September. Its first run failed three of the checks that measure the system itself: the auditor could write, several roles could not raise their own documents, and the kick-off checklist bypass was back. All three had been</w:t>
+      </w:r>
+      <w:r>
+        <w:t xml:space="preserve"> </w:t>
+      </w:r>
+      <w:r>
+        <w:t xml:space="preserve">“</w:t>
+      </w:r>
+      <w:r>
+        <w:t xml:space="preserve">fixed</w:t>
+      </w:r>
+      <w:r>
+        <w:t xml:space="preserve">”</w:t>
+      </w:r>
+      <w:r>
+        <w:t xml:space="preserve"> </w:t>
+      </w:r>
+      <w:r>
+        <w:t xml:space="preserve">the day before,</w:t>
+      </w:r>
+      <w:r>
+        <w:t xml:space="preserve"> </w:t>
+      </w:r>
+      <w:r>
+        <w:rPr>
+          <w:bCs/>
+          <w:b/>
+        </w:rPr>
+        <w:t xml:space="preserve">in a setup script that a real install never runs</w:t>
+      </w:r>
+      <w:r>
+        <w:t xml:space="preserve">. Worse, the kick-off bypass was still in the app’s own workflow fixture, and fixtures are re-imported on every</w:t>
+      </w:r>
+      <w:r>
+        <w:t xml:space="preserve"> </w:t>
+      </w:r>
+      <w:r>
+        <w:rPr>
+          <w:rStyle w:val="VerbatimChar"/>
+        </w:rPr>
+        <w:t xml:space="preserve">bench migrate</w:t>
+      </w:r>
+      <w:r>
+        <w:t xml:space="preserve"> </w:t>
+      </w:r>
+      <w:r>
+        <w:t xml:space="preserve">- so the first upgrade of the live site would have silently brought it back.</w:t>
+      </w:r>
+    </w:p>
+    <w:p>
+      <w:pPr>
+        <w:pStyle w:val="BodyText"/>
+      </w:pPr>
+      <w:r>
+        <w:t xml:space="preserve">Moving that configuration into the app exposed something worse about how it had been done.</w:t>
+      </w:r>
+      <w:r>
+        <w:t xml:space="preserve"> </w:t>
+      </w:r>
+      <w:r>
+        <w:rPr>
+          <w:bCs/>
+          <w:b/>
+        </w:rPr>
+        <w:t xml:space="preserve">A single custom permission row replaces all of a doctype’s standard ones.</w:t>
+      </w:r>
+      <w:r>
+        <w:t xml:space="preserve"> </w:t>
+      </w:r>
+      <w:r>
+        <w:t xml:space="preserve">The setup script granted roles by inserting one row each, and on five doctypes every other role lost access. Checked with the real logins, not inferred:</w:t>
+      </w:r>
+    </w:p>
+    <w:p>
+      <w:pPr>
+        <w:numPr>
+          <w:ilvl w:val="0"/>
+          <w:numId w:val="1015"/>
+        </w:numPr>
+        <w:pStyle w:val="Compact"/>
+      </w:pPr>
+      <w:r>
+        <w:rPr>
+          <w:bCs/>
+          <w:b/>
+        </w:rPr>
+        <w:t xml:space="preserve">Mustaque Chandankeri</w:t>
+      </w:r>
+      <w:r>
+        <w:t xml:space="preserve">, named as the kick-off approver,</w:t>
+      </w:r>
+      <w:r>
+        <w:t xml:space="preserve"> </w:t>
+      </w:r>
+      <w:r>
+        <w:rPr>
+          <w:bCs/>
+          <w:b/>
+        </w:rPr>
+        <w:t xml:space="preserve">could not open a single Project Kick-off.</w:t>
+      </w:r>
+    </w:p>
+    <w:p>
+      <w:pPr>
+        <w:numPr>
+          <w:ilvl w:val="0"/>
+          <w:numId w:val="1015"/>
+        </w:numPr>
+        <w:pStyle w:val="Compact"/>
+      </w:pPr>
+      <w:r>
+        <w:rPr>
+          <w:bCs/>
+          <w:b/>
+        </w:rPr>
+        <w:t xml:space="preserve">Aiqaz Chandankeri could not open a Purchase Order</w:t>
+      </w:r>
+      <w:r>
+        <w:t xml:space="preserve">, the approval the business had given the directors.</w:t>
+      </w:r>
+    </w:p>
+    <w:p>
+      <w:pPr>
+        <w:numPr>
+          <w:ilvl w:val="0"/>
+          <w:numId w:val="1015"/>
+        </w:numPr>
+        <w:pStyle w:val="Compact"/>
+      </w:pPr>
+      <w:r>
+        <w:t xml:space="preserve">Anita Deshpande, also a named approver, could not open a kick-off.</w:t>
+      </w:r>
+    </w:p>
+    <w:p>
+      <w:pPr>
+        <w:numPr>
+          <w:ilvl w:val="0"/>
+          <w:numId w:val="1015"/>
+        </w:numPr>
+        <w:pStyle w:val="Compact"/>
+      </w:pPr>
+      <w:r>
+        <w:t xml:space="preserve">No director could open a Transmittal.</w:t>
+      </w:r>
+    </w:p>
+    <w:p>
+      <w:pPr>
+        <w:pStyle w:val="FirstParagraph"/>
+      </w:pPr>
+      <w:r>
+        <w:t xml:space="preserve">No check had asked.</w:t>
+      </w:r>
+      <w:r>
+        <w:t xml:space="preserve"> </w:t>
+      </w:r>
+      <w:r>
+        <w:rPr>
+          <w:rStyle w:val="VerbatimChar"/>
+        </w:rPr>
+        <w:t xml:space="preserve">T6d</w:t>
+      </w:r>
+      <w:r>
+        <w:t xml:space="preserve"> </w:t>
+      </w:r>
+      <w:r>
+        <w:t xml:space="preserve">asserts that the approving</w:t>
+      </w:r>
+      <w:r>
+        <w:t xml:space="preserve"> </w:t>
+      </w:r>
+      <w:r>
+        <w:rPr>
+          <w:iCs/>
+          <w:i/>
+        </w:rPr>
+        <w:t xml:space="preserve">role</w:t>
+      </w:r>
+      <w:r>
+        <w:t xml:space="preserve"> </w:t>
+      </w:r>
+      <w:r>
+        <w:t xml:space="preserve">is right;</w:t>
+      </w:r>
+      <w:r>
+        <w:t xml:space="preserve"> </w:t>
+      </w:r>
+      <w:r>
+        <w:rPr>
+          <w:rStyle w:val="VerbatimChar"/>
+        </w:rPr>
+        <w:t xml:space="preserve">T6i</w:t>
+      </w:r>
+      <w:r>
+        <w:t xml:space="preserve"> </w:t>
+      </w:r>
+      <w:r>
+        <w:t xml:space="preserve">that the granted roles got in. Nothing asked whether the person holding the approval could open the document, or whether a role had silently lost access. Two checks now do -</w:t>
+      </w:r>
+      <w:r>
+        <w:t xml:space="preserve"> </w:t>
+      </w:r>
+      <w:r>
+        <w:rPr>
+          <w:rStyle w:val="VerbatimChar"/>
+          <w:bCs/>
+          <w:b/>
+        </w:rPr>
+        <w:t xml:space="preserve">T6k</w:t>
+      </w:r>
+      <w:r>
+        <w:t xml:space="preserve">, asked per real user, and</w:t>
+      </w:r>
+      <w:r>
+        <w:t xml:space="preserve"> </w:t>
+      </w:r>
+      <w:r>
+        <w:rPr>
+          <w:rStyle w:val="VerbatimChar"/>
+          <w:bCs/>
+          <w:b/>
+        </w:rPr>
+        <w:t xml:space="preserve">T6l</w:t>
+      </w:r>
+      <w:r>
+        <w:t xml:space="preserve"> </w:t>
+      </w:r>
+      <w:r>
+        <w:t xml:space="preserve">- and both were run against the live system</w:t>
+      </w:r>
+      <w:r>
+        <w:t xml:space="preserve"> </w:t>
+      </w:r>
+      <w:r>
+        <w:rPr>
+          <w:iCs/>
+          <w:i/>
+        </w:rPr>
+        <w:t xml:space="preserve">before</w:t>
+      </w:r>
+      <w:r>
+        <w:t xml:space="preserve"> </w:t>
+      </w:r>
+      <w:r>
+        <w:t xml:space="preserve">the fix and failed, so they are known to work.</w:t>
+      </w:r>
+    </w:p>
+    <w:p>
+      <w:pPr>
+        <w:pStyle w:val="BodyText"/>
+      </w:pPr>
+      <w:r>
+        <w:t xml:space="preserve">The permission matrix now lives in the app (</w:t>
+      </w:r>
+      <w:r>
+        <w:rPr>
+          <w:rStyle w:val="VerbatimChar"/>
+        </w:rPr>
+        <w:t xml:space="preserve">mscast_erp.controls.permissions</w:t>
+      </w:r>
+      <w:r>
+        <w:t xml:space="preserve">) and is written as a whole set rather than row by row. It adds a rule the old script never had:</w:t>
+      </w:r>
+      <w:r>
+        <w:t xml:space="preserve"> </w:t>
+      </w:r>
+      <w:r>
+        <w:rPr>
+          <w:bCs/>
+          <w:b/>
+        </w:rPr>
+        <w:t xml:space="preserve">whoever a workflow names as an approver can open, edit and - where their step does so - submit what they approve</w:t>
+      </w:r>
+      <w:r>
+        <w:t xml:space="preserve">, derived from the live workflows so a new one is covered automatically. It runs on every install and migrate, after the fixtures, and a second run reports</w:t>
+      </w:r>
+      <w:r>
+        <w:t xml:space="preserve"> </w:t>
+      </w:r>
+      <w:r>
+        <w:t xml:space="preserve">“</w:t>
+      </w:r>
+      <w:r>
+        <w:t xml:space="preserve">no change</w:t>
+      </w:r>
+      <w:r>
+        <w:t xml:space="preserve">”</w:t>
+      </w:r>
+      <w:r>
+        <w:t xml:space="preserve">. Live system after these changes: 34 PASS, 2 WARN, 0 FAIL of 36.</w:t>
+      </w:r>
+    </w:p>
+    <w:bookmarkEnd w:id="52"/>
+    <w:bookmarkStart w:id="53" w:name="X52ca3c69f9862daf8b4f0eed09dcbefe1eb0f41"/>
+    <w:p>
+      <w:pPr>
+        <w:pStyle w:val="Heading2"/>
+      </w:pPr>
+      <w:r>
+        <w:t xml:space="preserve">A restore brought the data back under the wrong key</w:t>
+      </w:r>
+    </w:p>
+    <w:p>
+      <w:pPr>
+        <w:pStyle w:val="FirstParagraph"/>
+      </w:pPr>
+      <w:r>
+        <w:t xml:space="preserve">The morning after the reset test, one email had failed with</w:t>
+      </w:r>
+      <w:r>
+        <w:t xml:space="preserve"> </w:t>
+      </w:r>
+      <w:r>
+        <w:rPr>
+          <w:iCs/>
+          <w:i/>
+        </w:rPr>
+        <w:t xml:space="preserve">“</w:t>
+      </w:r>
+      <w:r>
+        <w:rPr>
+          <w:iCs/>
+          <w:i/>
+        </w:rPr>
+        <w:t xml:space="preserve">Encryption key is invalid.</w:t>
+      </w:r>
+      <w:r>
+        <w:rPr>
+          <w:iCs/>
+          <w:i/>
+        </w:rPr>
+        <w:t xml:space="preserve">”</w:t>
+      </w:r>
+      <w:r>
+        <w:t xml:space="preserve"> </w:t>
+      </w:r>
+      <w:r>
+        <w:t xml:space="preserve">Frappe encrypts stored secrets with a key held in</w:t>
+      </w:r>
+      <w:r>
+        <w:t xml:space="preserve"> </w:t>
+      </w:r>
+      <w:r>
+        <w:rPr>
+          <w:rStyle w:val="VerbatimChar"/>
+        </w:rPr>
+        <w:t xml:space="preserve">site_config.json</w:t>
+      </w:r>
+      <w:r>
+        <w:t xml:space="preserve">,</w:t>
+      </w:r>
+      <w:r>
+        <w:t xml:space="preserve"> </w:t>
+      </w:r>
+      <w:r>
+        <w:rPr>
+          <w:bCs/>
+          <w:b/>
+        </w:rPr>
+        <w:t xml:space="preserve">outside the database</w:t>
+      </w:r>
+      <w:r>
+        <w:t xml:space="preserve">.</w:t>
+      </w:r>
+      <w:r>
+        <w:t xml:space="preserve"> </w:t>
+      </w:r>
+      <w:r>
+        <w:rPr>
+          <w:rStyle w:val="VerbatimChar"/>
+        </w:rPr>
+        <w:t xml:space="preserve">bench restore</w:t>
+      </w:r>
+      <w:r>
+        <w:t xml:space="preserve"> </w:t>
+      </w:r>
+      <w:r>
+        <w:t xml:space="preserve">brings back the database and keeps the target site’s key; after the reset that was a freshly generated one. The mail password was stored, present, and unreadable. The restore test had passed because</w:t>
+      </w:r>
+      <w:r>
+        <w:t xml:space="preserve"> </w:t>
+      </w:r>
+      <w:r>
+        <w:rPr>
+          <w:rStyle w:val="VerbatimChar"/>
+        </w:rPr>
+        <w:t xml:space="preserve">T9a</w:t>
+      </w:r>
+      <w:r>
+        <w:t xml:space="preserve"> </w:t>
+      </w:r>
+      <w:r>
+        <w:t xml:space="preserve">asked whether the password was</w:t>
+      </w:r>
+      <w:r>
+        <w:t xml:space="preserve"> </w:t>
+      </w:r>
+      <w:r>
+        <w:rPr>
+          <w:iCs/>
+          <w:i/>
+        </w:rPr>
+        <w:t xml:space="preserve">set</w:t>
+      </w:r>
+      <w:r>
+        <w:t xml:space="preserve">, not whether it could be</w:t>
+      </w:r>
+      <w:r>
+        <w:t xml:space="preserve"> </w:t>
+      </w:r>
+      <w:r>
+        <w:rPr>
+          <w:iCs/>
+          <w:i/>
+        </w:rPr>
+        <w:t xml:space="preserve">used</w:t>
+      </w:r>
+      <w:r>
+        <w:t xml:space="preserve">.</w:t>
+      </w:r>
+    </w:p>
+    <w:p>
+      <w:pPr>
+        <w:pStyle w:val="BodyText"/>
+      </w:pPr>
+      <w:r>
+        <w:t xml:space="preserve">Fixed: the original key is back on the live site and the failed digest has been re-sent; both restore scripts now restore the key from the backup;</w:t>
+      </w:r>
+      <w:r>
+        <w:t xml:space="preserve"> </w:t>
+      </w:r>
+      <w:r>
+        <w:rPr>
+          <w:rStyle w:val="VerbatimChar"/>
+          <w:bCs/>
+          <w:b/>
+        </w:rPr>
+        <w:t xml:space="preserve">T9g</w:t>
+      </w:r>
+      <w:r>
+        <w:t xml:space="preserve"> </w:t>
+      </w:r>
+      <w:r>
+        <w:t xml:space="preserve">checks that every stored secret actually decrypts; and the nightly backup refuses to bless a set if the site cannot read its own secrets. One set taken during the mismatch is quarantined, not deleted, with a note saying why.</w:t>
+      </w:r>
+    </w:p>
+    <w:bookmarkEnd w:id="53"/>
+    <w:bookmarkStart w:id="54" w:name="demonstration-parties"/>
+    <w:p>
+      <w:pPr>
+        <w:pStyle w:val="Heading2"/>
+      </w:pPr>
+      <w:r>
+        <w:t xml:space="preserve">Demonstration parties</w:t>
+      </w:r>
+    </w:p>
+    <w:p>
+      <w:pPr>
+        <w:pStyle w:val="FirstParagraph"/>
+      </w:pPr>
+      <w:r>
+        <w:t xml:space="preserve">Eight customers, not one, lacked the</w:t>
+      </w:r>
+      <w:r>
+        <w:t xml:space="preserve"> </w:t>
+      </w:r>
+      <w:r>
+        <w:t xml:space="preserve">“</w:t>
+      </w:r>
+      <w:r>
+        <w:t xml:space="preserve">(DEMO)</w:t>
+      </w:r>
+      <w:r>
+        <w:t xml:space="preserve">”</w:t>
+      </w:r>
+      <w:r>
+        <w:t xml:space="preserve"> </w:t>
+      </w:r>
+      <w:r>
+        <w:t xml:space="preserve">suffix - the earlier check only listed customers with invoices. Several are one letter from real steel firms. All renamed; ledgers and documents followed.</w:t>
+      </w:r>
+    </w:p>
+    <w:bookmarkEnd w:id="54"/>
+    <w:bookmarkStart w:id="55" w:name="the-pattern-a-fourth-time"/>
+    <w:p>
+      <w:pPr>
+        <w:pStyle w:val="Heading2"/>
+      </w:pPr>
+      <w:r>
+        <w:t xml:space="preserve">The pattern, a fourth time</w:t>
+      </w:r>
+    </w:p>
+    <w:p>
+      <w:pPr>
+        <w:pStyle w:val="FirstParagraph"/>
+      </w:pPr>
+      <w:r>
+        <w:t xml:space="preserve">Every item in this section was found by running the thing - installing, restoring, logging in as the person - and not one by reading configuration. Three of the fixes were to</w:t>
+      </w:r>
+      <w:r>
+        <w:t xml:space="preserve"> </w:t>
+      </w:r>
+      <w:r>
+        <w:rPr>
+          <w:iCs/>
+          <w:i/>
+        </w:rPr>
+        <w:t xml:space="preserve">checks</w:t>
+      </w:r>
+      <w:r>
+        <w:t xml:space="preserve"> </w:t>
+      </w:r>
+      <w:r>
+        <w:t xml:space="preserve">that had passed while asking an easier question than the one that mattered: whether a role was configured rather than whether a person could act, whether a password was set rather than readable, whether a permission row existed rather than whether Frappe applied it.</w:t>
+      </w:r>
+    </w:p>
+    <w:bookmarkEnd w:id="55"/>
+    <w:bookmarkStart w:id="56" w:name="X86637cd714428904ae888126e12b5da3623524b"/>
+    <w:p>
+      <w:pPr>
+        <w:pStyle w:val="Heading2"/>
+      </w:pPr>
+      <w:r>
+        <w:t xml:space="preserve">The upgrade test: nothing newer to upgrade to, and two hazards found anyway</w:t>
+      </w:r>
+    </w:p>
+    <w:p>
+      <w:pPr>
+        <w:pStyle w:val="FirstParagraph"/>
+      </w:pPr>
+      <w:r>
+        <w:t xml:space="preserve">The live system already runs the latest</w:t>
+      </w:r>
+      <w:r>
+        <w:t xml:space="preserve"> </w:t>
+      </w:r>
+      <w:r>
+        <w:rPr>
+          <w:rStyle w:val="VerbatimChar"/>
+        </w:rPr>
+        <w:t xml:space="preserve">version-16</w:t>
+      </w:r>
+      <w:r>
+        <w:t xml:space="preserve"> </w:t>
+      </w:r>
+      <w:r>
+        <w:t xml:space="preserve">release of all five applications (checked upstream, not assumed), so there was no version to jump to. The test was still run, because the risk in an upgrade is not the version number: it is</w:t>
+      </w:r>
+      <w:r>
+        <w:t xml:space="preserve"> </w:t>
+      </w:r>
+      <w:r>
+        <w:rPr>
+          <w:rStyle w:val="VerbatimChar"/>
+        </w:rPr>
+        <w:t xml:space="preserve">bench migrate</w:t>
+      </w:r>
+      <w:r>
+        <w:t xml:space="preserve">, which re-imports every fixture over the live configuration. That had never been run against a copy of the live data. It found two things no check had reported.</w:t>
+      </w:r>
+    </w:p>
+    <w:p>
+      <w:pPr>
+        <w:pStyle w:val="BodyText"/>
+      </w:pPr>
+      <w:r>
+        <w:rPr>
+          <w:bCs/>
+          <w:b/>
+        </w:rPr>
+        <w:t xml:space="preserve">The watermark did not survive.</w:t>
+      </w:r>
+      <w:r>
+        <w:t xml:space="preserve"> </w:t>
+      </w:r>
+      <w:r>
+        <w:t xml:space="preserve">All 15 print formats lost the DEMONSTRATION mark, because it had been added by a setup script and migrate put the fixtures’ unmarked versions back. On the public demo that means the real GSTIN on unmarked tax invoices, with every other check passing. The watermark now lives in the app, switched on by a site setting, reapplied after every migrate, and actively removed on any site that is not a demonstration. Check</w:t>
+      </w:r>
+      <w:r>
+        <w:t xml:space="preserve"> </w:t>
+      </w:r>
+      <w:r>
+        <w:rPr>
+          <w:rStyle w:val="VerbatimChar"/>
+        </w:rPr>
+        <w:t xml:space="preserve">T4b</w:t>
+      </w:r>
+      <w:r>
+        <w:t xml:space="preserve"> </w:t>
+      </w:r>
+      <w:r>
+        <w:t xml:space="preserve">holds both directions.</w:t>
+      </w:r>
+    </w:p>
+    <w:p>
+      <w:pPr>
+        <w:pStyle w:val="BodyText"/>
+      </w:pPr>
+      <w:r>
+        <w:rPr>
+          <w:bCs/>
+          <w:b/>
+        </w:rPr>
+        <w:t xml:space="preserve">The app was freezing other applications’ configuration.</w:t>
+      </w:r>
+      <w:r>
+        <w:t xml:space="preserve"> </w:t>
+      </w:r>
+      <w:r>
+        <w:t xml:space="preserve">Measured against a site built with the other four applications and not this one: of the 702 custom fields the app shipped, 663 belonged to India Compliance, ERPNext and HRMS; likewise 344 of 382 property setters and 7 of 10 email templates.</w:t>
+      </w:r>
+      <w:r>
+        <w:t xml:space="preserve"> </w:t>
+      </w:r>
+      <w:r>
+        <w:rPr>
+          <w:rStyle w:val="VerbatimChar"/>
+        </w:rPr>
+        <w:t xml:space="preserve">mscast_erp</w:t>
+      </w:r>
+      <w:r>
+        <w:t xml:space="preserve"> </w:t>
+      </w:r>
+      <w:r>
+        <w:t xml:space="preserve">migrates last, so each of those would have overwritten its owner’s next release - including the GST changes India Compliance ships on statutory deadlines. One already had: India Compliance’s GST-rate list on Company had changed since the export, and the next migrate would have put the old one back. The fixtures now carry only MSCAST’s records (39 custom fields, 38 property setters, 3 email templates), ownership is recorded in the record, and check</w:t>
+      </w:r>
+      <w:r>
+        <w:t xml:space="preserve"> </w:t>
+      </w:r>
+      <w:r>
+        <w:rPr>
+          <w:rStyle w:val="VerbatimChar"/>
+        </w:rPr>
+        <w:t xml:space="preserve">T6m</w:t>
+      </w:r>
+      <w:r>
+        <w:t xml:space="preserve"> </w:t>
+      </w:r>
+      <w:r>
+        <w:t xml:space="preserve">guards it.</w:t>
+      </w:r>
+    </w:p>
+    <w:bookmarkEnd w:id="56"/>
+    <w:bookmarkStart w:id="57" w:name="X519f14b54b214aa513bcf1adfc186f3d09d0387"/>
+    <w:p>
+      <w:pPr>
+        <w:pStyle w:val="Heading2"/>
+      </w:pPr>
+      <w:r>
+        <w:t xml:space="preserve">A fresh install did not reproduce the live configuration</w:t>
+      </w:r>
+    </w:p>
+    <w:p>
+      <w:pPr>
+        <w:pStyle w:val="FirstParagraph"/>
+      </w:pPr>
+      <w:r>
+        <w:t xml:space="preserve">The last test compared a fresh install with the live site, record by record and permission row by permission row. Everything that ships as a record matched after the fixture work above, except three things that had only ever existed in the live database, set there by setup scripts and never packaged:</w:t>
+      </w:r>
+    </w:p>
+    <w:p>
+      <w:pPr>
+        <w:numPr>
+          <w:ilvl w:val="0"/>
+          <w:numId w:val="1016"/>
+        </w:numPr>
+        <w:pStyle w:val="Compact"/>
+      </w:pPr>
+      <w:r>
+        <w:t xml:space="preserve">the</w:t>
+      </w:r>
+      <w:r>
+        <w:t xml:space="preserve"> </w:t>
+      </w:r>
+      <w:r>
+        <w:rPr>
+          <w:bCs/>
+          <w:b/>
+        </w:rPr>
+        <w:t xml:space="preserve">Design User</w:t>
+      </w:r>
+      <w:r>
+        <w:t xml:space="preserve"> </w:t>
+      </w:r>
+      <w:r>
+        <w:t xml:space="preserve">role: a fresh install had no drawing office;</w:t>
+      </w:r>
+    </w:p>
+    <w:p>
+      <w:pPr>
+        <w:numPr>
+          <w:ilvl w:val="0"/>
+          <w:numId w:val="1016"/>
+        </w:numPr>
+        <w:pStyle w:val="Compact"/>
+      </w:pPr>
+      <w:r>
+        <w:t xml:space="preserve">the notification that tells a project manager a drawing is</w:t>
+      </w:r>
+      <w:r>
+        <w:t xml:space="preserve"> </w:t>
+      </w:r>
+      <w:r>
+        <w:rPr>
+          <w:bCs/>
+          <w:b/>
+        </w:rPr>
+        <w:t xml:space="preserve">awaiting the customer’s approval</w:t>
+      </w:r>
+      <w:r>
+        <w:t xml:space="preserve">;</w:t>
+      </w:r>
+    </w:p>
+    <w:p>
+      <w:pPr>
+        <w:numPr>
+          <w:ilvl w:val="0"/>
+          <w:numId w:val="1016"/>
+        </w:numPr>
+        <w:pStyle w:val="Compact"/>
+      </w:pPr>
+      <w:r>
+        <w:t xml:space="preserve">the</w:t>
+      </w:r>
+      <w:r>
+        <w:t xml:space="preserve"> </w:t>
+      </w:r>
+      <w:r>
+        <w:rPr>
+          <w:bCs/>
+          <w:b/>
+        </w:rPr>
+        <w:t xml:space="preserve">directors’ and the statutory auditor’s access to the books</w:t>
+      </w:r>
+      <w:r>
+        <w:t xml:space="preserve">: read, report and print on the ledgers, invoices, stock and assets, and the directors’ approval rights on BRM, PCC, Purchase Order and Project Certificate.</w:t>
+      </w:r>
+      <w:r>
+        <w:t xml:space="preserve"> </w:t>
+      </w:r>
+      <w:r>
+        <w:rPr>
+          <w:bCs/>
+          <w:b/>
+        </w:rPr>
+        <w:t xml:space="preserve">A fresh production install would have given the CA a login that could not open a ledger.</w:t>
+      </w:r>
+    </w:p>
+    <w:p>
+      <w:pPr>
+        <w:pStyle w:val="FirstParagraph"/>
+      </w:pPr>
+      <w:r>
+        <w:t xml:space="preserve">The role and the notification are now in the package. The two oversight roles’ rights are declared exactly, as data (</w:t>
+      </w:r>
+      <w:r>
+        <w:rPr>
+          <w:rStyle w:val="VerbatimChar"/>
+        </w:rPr>
+        <w:t xml:space="preserve">oversight.json</w:t>
+      </w:r>
+      <w:r>
+        <w:t xml:space="preserve">), so they read as a specification rather than being inferred from code.</w:t>
+      </w:r>
+      <w:r>
+        <w:t xml:space="preserve"> </w:t>
+      </w:r>
+      <w:r>
+        <w:rPr>
+          <w:rStyle w:val="VerbatimChar"/>
+        </w:rPr>
+        <w:t xml:space="preserve">completeness-test.sh</w:t>
+      </w:r>
+      <w:r>
+        <w:t xml:space="preserve"> </w:t>
+      </w:r>
+      <w:r>
+        <w:t xml:space="preserve">repeats the comparison and names anything that exists only in the database.</w:t>
+      </w:r>
+    </w:p>
+    <w:p>
+      <w:pPr>
+        <w:pStyle w:val="BodyText"/>
+      </w:pPr>
+      <w:r>
+        <w:t xml:space="preserve">This is the same finding as C4, at a finer grain. The rebuild test showed that the</w:t>
+      </w:r>
+      <w:r>
+        <w:t xml:space="preserve"> </w:t>
+      </w:r>
+      <w:r>
+        <w:rPr>
+          <w:iCs/>
+          <w:i/>
+        </w:rPr>
+        <w:t xml:space="preserve">demo data</w:t>
+      </w:r>
+      <w:r>
+        <w:t xml:space="preserve"> </w:t>
+      </w:r>
+      <w:r>
+        <w:t xml:space="preserve">does not replay; this one showed that some</w:t>
+      </w:r>
+      <w:r>
+        <w:t xml:space="preserve"> </w:t>
+      </w:r>
+      <w:r>
+        <w:rPr>
+          <w:iCs/>
+          <w:i/>
+        </w:rPr>
+        <w:t xml:space="preserve">configuration</w:t>
+      </w:r>
+      <w:r>
+        <w:t xml:space="preserve"> </w:t>
+      </w:r>
+      <w:r>
+        <w:t xml:space="preserve">did not either. The only way to know what a package reproduces is to install it somewhere empty and compare.</w:t>
+      </w:r>
+    </w:p>
+    <w:bookmarkEnd w:id="57"/>
+    <w:bookmarkEnd w:id="58"/>
     <w:sectPr/>
   </w:body>
 </w:document>
@@ -5767,6 +7786,78 @@
     <w:abstractNumId w:val="991"/>
   </w:num>
   <w:num w:numId="1010">
+    <w:abstractNumId w:val="991"/>
+  </w:num>
+  <w:num w:numId="1011">
+    <w:abstractNumId w:val="991"/>
+  </w:num>
+  <w:num w:numId="1012">
+    <w:abstractNumId w:val="99411"/>
+    <w:lvlOverride w:ilvl="0">
+      <w:startOverride w:val="1"/>
+    </w:lvlOverride>
+    <w:lvlOverride w:ilvl="1">
+      <w:startOverride w:val="1"/>
+    </w:lvlOverride>
+    <w:lvlOverride w:ilvl="2">
+      <w:startOverride w:val="1"/>
+    </w:lvlOverride>
+    <w:lvlOverride w:ilvl="3">
+      <w:startOverride w:val="1"/>
+    </w:lvlOverride>
+    <w:lvlOverride w:ilvl="4">
+      <w:startOverride w:val="1"/>
+    </w:lvlOverride>
+    <w:lvlOverride w:ilvl="5">
+      <w:startOverride w:val="1"/>
+    </w:lvlOverride>
+    <w:lvlOverride w:ilvl="6">
+      <w:startOverride w:val="1"/>
+    </w:lvlOverride>
+    <w:lvlOverride w:ilvl="7">
+      <w:startOverride w:val="1"/>
+    </w:lvlOverride>
+    <w:lvlOverride w:ilvl="8">
+      <w:startOverride w:val="1"/>
+    </w:lvlOverride>
+  </w:num>
+  <w:num w:numId="1013">
+    <w:abstractNumId w:val="99411"/>
+    <w:lvlOverride w:ilvl="0">
+      <w:startOverride w:val="1"/>
+    </w:lvlOverride>
+    <w:lvlOverride w:ilvl="1">
+      <w:startOverride w:val="1"/>
+    </w:lvlOverride>
+    <w:lvlOverride w:ilvl="2">
+      <w:startOverride w:val="1"/>
+    </w:lvlOverride>
+    <w:lvlOverride w:ilvl="3">
+      <w:startOverride w:val="1"/>
+    </w:lvlOverride>
+    <w:lvlOverride w:ilvl="4">
+      <w:startOverride w:val="1"/>
+    </w:lvlOverride>
+    <w:lvlOverride w:ilvl="5">
+      <w:startOverride w:val="1"/>
+    </w:lvlOverride>
+    <w:lvlOverride w:ilvl="6">
+      <w:startOverride w:val="1"/>
+    </w:lvlOverride>
+    <w:lvlOverride w:ilvl="7">
+      <w:startOverride w:val="1"/>
+    </w:lvlOverride>
+    <w:lvlOverride w:ilvl="8">
+      <w:startOverride w:val="1"/>
+    </w:lvlOverride>
+  </w:num>
+  <w:num w:numId="1014">
+    <w:abstractNumId w:val="991"/>
+  </w:num>
+  <w:num w:numId="1015">
+    <w:abstractNumId w:val="991"/>
+  </w:num>
+  <w:num w:numId="1016">
     <w:abstractNumId w:val="991"/>
   </w:num>
 </w:numbering>

--- a/ERP Plan/MSCAST ERP - Independent Review.docx
+++ b/ERP Plan/MSCAST ERP - Independent Review.docx
@@ -4496,7 +4496,7 @@
     </w:p>
     <w:bookmarkEnd w:id="43"/>
     <w:bookmarkEnd w:id="44"/>
-    <w:bookmarkStart w:id="58" w:name="X65c028d7785520a1f85b8487a0adc69d4ee2d30"/>
+    <w:bookmarkStart w:id="60" w:name="X65c028d7785520a1f85b8487a0adc69d4ee2d30"/>
     <w:p>
       <w:pPr>
         <w:pStyle w:val="Heading1"/>
@@ -7209,7 +7209,505 @@
       </w:r>
     </w:p>
     <w:bookmarkEnd w:id="57"/>
+    <w:bookmarkStart w:id="58" w:name="X245a0784c4fbf464964b23feba77db94766af80"/>
+    <w:p>
+      <w:pPr>
+        <w:pStyle w:val="Heading2"/>
+      </w:pPr>
+      <w:r>
+        <w:t xml:space="preserve">Using the system as its users do found what the checks could not</w:t>
+      </w:r>
+    </w:p>
+    <w:p>
+      <w:pPr>
+        <w:pStyle w:val="FirstParagraph"/>
+      </w:pPr>
+      <w:r>
+        <w:t xml:space="preserve">Taking the demonstration screenshots meant logging in as each person and opening each screen. It found eight faults, all of which every build check had passed:</w:t>
+      </w:r>
+    </w:p>
+    <w:p>
+      <w:pPr>
+        <w:numPr>
+          <w:ilvl w:val="0"/>
+          <w:numId w:val="1017"/>
+        </w:numPr>
+        <w:pStyle w:val="Compact"/>
+      </w:pPr>
+      <w:r>
+        <w:rPr>
+          <w:bCs/>
+          <w:b/>
+        </w:rPr>
+        <w:t xml:space="preserve">The theme stylesheet returned 404.</w:t>
+      </w:r>
+      <w:r>
+        <w:t xml:space="preserve"> </w:t>
+      </w:r>
+      <w:r>
+        <w:t xml:space="preserve">The image had no</w:t>
+      </w:r>
+      <w:r>
+        <w:t xml:space="preserve"> </w:t>
+      </w:r>
+      <w:r>
+        <w:rPr>
+          <w:rStyle w:val="VerbatimChar"/>
+        </w:rPr>
+        <w:t xml:space="preserve">assets/mscast_erp</w:t>
+      </w:r>
+      <w:r>
+        <w:t xml:space="preserve"> </w:t>
+      </w:r>
+      <w:r>
+        <w:t xml:space="preserve">link, and the web container was never recreated on deploy.</w:t>
+      </w:r>
+      <w:r>
+        <w:t xml:space="preserve"> </w:t>
+      </w:r>
+      <w:r>
+        <w:rPr>
+          <w:rStyle w:val="VerbatimChar"/>
+        </w:rPr>
+        <w:t xml:space="preserve">deploy-app.sh</w:t>
+      </w:r>
+      <w:r>
+        <w:t xml:space="preserve"> </w:t>
+      </w:r>
+      <w:r>
+        <w:t xml:space="preserve">now recreates it and fails unless the stylesheet is served.</w:t>
+      </w:r>
+    </w:p>
+    <w:p>
+      <w:pPr>
+        <w:numPr>
+          <w:ilvl w:val="0"/>
+          <w:numId w:val="1017"/>
+        </w:numPr>
+        <w:pStyle w:val="Compact"/>
+      </w:pPr>
+      <w:r>
+        <w:rPr>
+          <w:bCs/>
+          <w:b/>
+        </w:rPr>
+        <w:t xml:space="preserve">Meera could not open the Drawing Register.</w:t>
+      </w:r>
+      <w:r>
+        <w:t xml:space="preserve"> </w:t>
+      </w:r>
+      <w:r>
+        <w:t xml:space="preserve">A report opens only for a user who holds one of the report’s roles</w:t>
+      </w:r>
+      <w:r>
+        <w:t xml:space="preserve"> </w:t>
+      </w:r>
+      <w:r>
+        <w:rPr>
+          <w:iCs/>
+          <w:i/>
+        </w:rPr>
+        <w:t xml:space="preserve">and</w:t>
+      </w:r>
+      <w:r>
+        <w:t xml:space="preserve"> </w:t>
+      </w:r>
+      <w:r>
+        <w:t xml:space="preserve">has report rights on its document type. The rule now only ever</w:t>
+      </w:r>
+      <w:r>
+        <w:t xml:space="preserve"> </w:t>
+      </w:r>
+      <w:r>
+        <w:rPr>
+          <w:iCs/>
+          <w:i/>
+        </w:rPr>
+        <w:t xml:space="preserve">adds</w:t>
+      </w:r>
+      <w:r>
+        <w:t xml:space="preserve"> </w:t>
+      </w:r>
+      <w:r>
+        <w:t xml:space="preserve">roles, never removes them: an earlier version that dropped roles was wrong and was reverted the same hour.</w:t>
+      </w:r>
+    </w:p>
+    <w:p>
+      <w:pPr>
+        <w:numPr>
+          <w:ilvl w:val="0"/>
+          <w:numId w:val="1017"/>
+        </w:numPr>
+        <w:pStyle w:val="Compact"/>
+      </w:pPr>
+      <w:r>
+        <w:rPr>
+          <w:bCs/>
+          <w:b/>
+        </w:rPr>
+        <w:t xml:space="preserve">Three reports gave a server error from the desk</w:t>
+      </w:r>
+      <w:r>
+        <w:t xml:space="preserve">, because their names contained</w:t>
+      </w:r>
+      <w:r>
+        <w:t xml:space="preserve"> </w:t>
+      </w:r>
+      <w:r>
+        <w:rPr>
+          <w:rStyle w:val="VerbatimChar"/>
+        </w:rPr>
+        <w:t xml:space="preserve">/</w:t>
+      </w:r>
+      <w:r>
+        <w:t xml:space="preserve">. Renamed;</w:t>
+      </w:r>
+      <w:r>
+        <w:t xml:space="preserve"> </w:t>
+      </w:r>
+      <w:r>
+        <w:rPr>
+          <w:rStyle w:val="VerbatimChar"/>
+        </w:rPr>
+        <w:t xml:space="preserve">T2b</w:t>
+      </w:r>
+      <w:r>
+        <w:t xml:space="preserve"> </w:t>
+      </w:r>
+      <w:r>
+        <w:t xml:space="preserve">checks names and runs each report as the people who need it.</w:t>
+      </w:r>
+    </w:p>
+    <w:p>
+      <w:pPr>
+        <w:numPr>
+          <w:ilvl w:val="0"/>
+          <w:numId w:val="1017"/>
+        </w:numPr>
+        <w:pStyle w:val="Compact"/>
+      </w:pPr>
+      <w:r>
+        <w:rPr>
+          <w:bCs/>
+          <w:b/>
+        </w:rPr>
+        <w:t xml:space="preserve">Six reports failed from the desk</w:t>
+      </w:r>
+      <w:r>
+        <w:t xml:space="preserve"> </w:t>
+      </w:r>
+      <w:r>
+        <w:t xml:space="preserve">because a literal</w:t>
+      </w:r>
+      <w:r>
+        <w:t xml:space="preserve"> </w:t>
+      </w:r>
+      <w:r>
+        <w:rPr>
+          <w:rStyle w:val="VerbatimChar"/>
+        </w:rPr>
+        <w:t xml:space="preserve">%</w:t>
+      </w:r>
+      <w:r>
+        <w:t xml:space="preserve"> </w:t>
+      </w:r>
+      <w:r>
+        <w:t xml:space="preserve">in their SQL was read as a formatting character. The check ran them from a script, where that doesn’t happen. Escaped, and</w:t>
+      </w:r>
+      <w:r>
+        <w:t xml:space="preserve"> </w:t>
+      </w:r>
+      <w:r>
+        <w:rPr>
+          <w:rStyle w:val="VerbatimChar"/>
+        </w:rPr>
+        <w:t xml:space="preserve">T2</w:t>
+      </w:r>
+      <w:r>
+        <w:t xml:space="preserve"> </w:t>
+      </w:r>
+      <w:r>
+        <w:t xml:space="preserve">now runs them the way the desk does.</w:t>
+      </w:r>
+    </w:p>
+    <w:p>
+      <w:pPr>
+        <w:numPr>
+          <w:ilvl w:val="0"/>
+          <w:numId w:val="1017"/>
+        </w:numPr>
+        <w:pStyle w:val="Compact"/>
+      </w:pPr>
+      <w:r>
+        <w:rPr>
+          <w:bCs/>
+          <w:b/>
+        </w:rPr>
+        <w:t xml:space="preserve">The home page could never count pending BRMs or open claims.</w:t>
+      </w:r>
+      <w:r>
+        <w:t xml:space="preserve"> </w:t>
+      </w:r>
+      <w:r>
+        <w:t xml:space="preserve">It compared against status names that don’t exist.</w:t>
+      </w:r>
+      <w:r>
+        <w:t xml:space="preserve"> </w:t>
+      </w:r>
+      <w:r>
+        <w:rPr>
+          <w:rStyle w:val="VerbatimChar"/>
+        </w:rPr>
+        <w:t xml:space="preserve">T1b</w:t>
+      </w:r>
+      <w:r>
+        <w:t xml:space="preserve"> </w:t>
+      </w:r>
+      <w:r>
+        <w:t xml:space="preserve">now checks server-script literals the way</w:t>
+      </w:r>
+      <w:r>
+        <w:t xml:space="preserve"> </w:t>
+      </w:r>
+      <w:r>
+        <w:rPr>
+          <w:rStyle w:val="VerbatimChar"/>
+        </w:rPr>
+        <w:t xml:space="preserve">T1</w:t>
+      </w:r>
+      <w:r>
+        <w:t xml:space="preserve"> </w:t>
+      </w:r>
+      <w:r>
+        <w:t xml:space="preserve">checks reports.</w:t>
+      </w:r>
+    </w:p>
+    <w:p>
+      <w:pPr>
+        <w:numPr>
+          <w:ilvl w:val="0"/>
+          <w:numId w:val="1017"/>
+        </w:numPr>
+        <w:pStyle w:val="Compact"/>
+      </w:pPr>
+      <w:r>
+        <w:rPr>
+          <w:bCs/>
+          <w:b/>
+        </w:rPr>
+        <w:t xml:space="preserve">A BRM could be marked Certified with none of its four checks ticked.</w:t>
+      </w:r>
+      <w:r>
+        <w:t xml:space="preserve"> </w:t>
+      </w:r>
+      <w:r>
+        <w:t xml:space="preserve">Now guarded.</w:t>
+      </w:r>
+      <w:r>
+        <w:t xml:space="preserve"> </w:t>
+      </w:r>
+      <w:r>
+        <w:rPr>
+          <w:rStyle w:val="VerbatimChar"/>
+        </w:rPr>
+        <w:t xml:space="preserve">T6n</w:t>
+      </w:r>
+      <w:r>
+        <w:t xml:space="preserve"> </w:t>
+      </w:r>
+      <w:r>
+        <w:t xml:space="preserve">attempts it as a director and was seen to fail before the fix and pass after.</w:t>
+      </w:r>
+    </w:p>
+    <w:p>
+      <w:pPr>
+        <w:numPr>
+          <w:ilvl w:val="0"/>
+          <w:numId w:val="1017"/>
+        </w:numPr>
+        <w:pStyle w:val="Compact"/>
+      </w:pPr>
+      <w:r>
+        <w:rPr>
+          <w:bCs/>
+          <w:b/>
+        </w:rPr>
+        <w:t xml:space="preserve">Links in emails pointed at</w:t>
+      </w:r>
+      <w:r>
+        <w:rPr>
+          <w:bCs/>
+          <w:b/>
+        </w:rPr>
+        <w:t xml:space="preserve"> </w:t>
+      </w:r>
+      <w:r>
+        <w:rPr>
+          <w:rStyle w:val="VerbatimChar"/>
+          <w:bCs/>
+          <w:b/>
+        </w:rPr>
+        <w:t xml:space="preserve">http://frontend</w:t>
+      </w:r>
+      <w:r>
+        <w:rPr>
+          <w:bCs/>
+          <w:b/>
+        </w:rPr>
+        <w:t xml:space="preserve">.</w:t>
+      </w:r>
+      <w:r>
+        <w:t xml:space="preserve"> </w:t>
+      </w:r>
+      <w:r>
+        <w:rPr>
+          <w:rStyle w:val="VerbatimChar"/>
+        </w:rPr>
+        <w:t xml:space="preserve">host_name</w:t>
+      </w:r>
+      <w:r>
+        <w:t xml:space="preserve"> </w:t>
+      </w:r>
+      <w:r>
+        <w:t xml:space="preserve">set;</w:t>
+      </w:r>
+      <w:r>
+        <w:t xml:space="preserve"> </w:t>
+      </w:r>
+      <w:r>
+        <w:rPr>
+          <w:rStyle w:val="VerbatimChar"/>
+        </w:rPr>
+        <w:t xml:space="preserve">T9i</w:t>
+      </w:r>
+      <w:r>
+        <w:t xml:space="preserve">.</w:t>
+      </w:r>
+    </w:p>
+    <w:p>
+      <w:pPr>
+        <w:numPr>
+          <w:ilvl w:val="0"/>
+          <w:numId w:val="1017"/>
+        </w:numPr>
+        <w:pStyle w:val="Compact"/>
+      </w:pPr>
+      <w:r>
+        <w:rPr>
+          <w:bCs/>
+          <w:b/>
+        </w:rPr>
+        <w:t xml:space="preserve">Prints showed login emails instead of names</w:t>
+      </w:r>
+      <w:r>
+        <w:t xml:space="preserve"> </w:t>
+      </w:r>
+      <w:r>
+        <w:t xml:space="preserve">for prepared/approved/certified by. They now show the full name.</w:t>
+      </w:r>
+    </w:p>
     <w:bookmarkEnd w:id="58"/>
+    <w:bookmarkStart w:id="59" w:name="X7c9caf585bae240b3eebcf837858c84634fa0b4"/>
+    <w:p>
+      <w:pPr>
+        <w:pStyle w:val="Heading2"/>
+      </w:pPr>
+      <w:r>
+        <w:t xml:space="preserve">A DEV copy, and one more setting that a restore loses</w:t>
+      </w:r>
+    </w:p>
+    <w:p>
+      <w:pPr>
+        <w:pStyle w:val="FirstParagraph"/>
+      </w:pPr>
+      <w:r>
+        <w:t xml:space="preserve">Users are now trying the live POC, so demonstrations, screenshots and development moved to a separate copy at</w:t>
+      </w:r>
+      <w:r>
+        <w:t xml:space="preserve"> </w:t>
+      </w:r>
+      <w:r>
+        <w:rPr>
+          <w:rStyle w:val="VerbatimChar"/>
+        </w:rPr>
+        <w:t xml:space="preserve">mscastdev.carobar.net</w:t>
+      </w:r>
+      <w:r>
+        <w:t xml:space="preserve">. It has its own database and workers and runs the same image, and it was added to the tunnel without the live address dropping. Building it from a backup showed that</w:t>
+      </w:r>
+      <w:r>
+        <w:t xml:space="preserve"> </w:t>
+      </w:r>
+      <w:r>
+        <w:rPr>
+          <w:rStyle w:val="VerbatimChar"/>
+          <w:bCs/>
+          <w:b/>
+        </w:rPr>
+        <w:t xml:space="preserve">server_script_enabled</w:t>
+      </w:r>
+      <w:r>
+        <w:rPr>
+          <w:bCs/>
+          <w:b/>
+        </w:rPr>
+        <w:t xml:space="preserve"> </w:t>
+      </w:r>
+      <w:r>
+        <w:rPr>
+          <w:bCs/>
+          <w:b/>
+        </w:rPr>
+        <w:t xml:space="preserve">is a bench-wide setting that a restore does not carry</w:t>
+      </w:r>
+      <w:r>
+        <w:t xml:space="preserve">. Every MSCAST server script was off while all 41 checks passed.</w:t>
+      </w:r>
+      <w:r>
+        <w:t xml:space="preserve"> </w:t>
+      </w:r>
+      <w:r>
+        <w:rPr>
+          <w:rStyle w:val="VerbatimChar"/>
+        </w:rPr>
+        <w:t xml:space="preserve">T1c</w:t>
+      </w:r>
+      <w:r>
+        <w:t xml:space="preserve"> </w:t>
+      </w:r>
+      <w:r>
+        <w:t xml:space="preserve">makes it 42, and it was seen to fail before the fix. The same build found</w:t>
+      </w:r>
+      <w:r>
+        <w:t xml:space="preserve"> </w:t>
+      </w:r>
+      <w:r>
+        <w:rPr>
+          <w:rStyle w:val="VerbatimChar"/>
+        </w:rPr>
+        <w:t xml:space="preserve">restore-key.sh</w:t>
+      </w:r>
+      <w:r>
+        <w:t xml:space="preserve"> </w:t>
+      </w:r>
+      <w:r>
+        <w:t xml:space="preserve">aborting halfway, on a JSON</w:t>
+      </w:r>
+      <w:r>
+        <w:t xml:space="preserve"> </w:t>
+      </w:r>
+      <w:r>
+        <w:rPr>
+          <w:rStyle w:val="VerbatimChar"/>
+        </w:rPr>
+        <w:t xml:space="preserve">true</w:t>
+      </w:r>
+      <w:r>
+        <w:t xml:space="preserve">.</w:t>
+      </w:r>
+    </w:p>
+    <w:bookmarkEnd w:id="59"/>
+    <w:bookmarkEnd w:id="60"/>
     <w:sectPr/>
   </w:body>
 </w:document>
@@ -7858,6 +8356,9 @@
     <w:abstractNumId w:val="991"/>
   </w:num>
   <w:num w:numId="1016">
+    <w:abstractNumId w:val="991"/>
+  </w:num>
+  <w:num w:numId="1017">
     <w:abstractNumId w:val="991"/>
   </w:num>
 </w:numbering>
